--- a/docs/🚀 Project Name.docx
+++ b/docs/🚀 Project Name.docx
@@ -1,6 +1,6 @@
 
 <file path=word/document.xml><?xml version="1.0" encoding="utf-8"?>
-<w:document xmlns:wpc="http://schemas.microsoft.com/office/word/2010/wordprocessingCanvas" xmlns:cx="http://schemas.microsoft.com/office/drawing/2014/chartex" xmlns:cx1="http://schemas.microsoft.com/office/drawing/2015/9/8/chartex" xmlns:cx2="http://schemas.microsoft.com/office/drawing/2015/10/21/chartex" xmlns:cx3="http://schemas.microsoft.com/office/drawing/2016/5/9/chartex" xmlns:cx4="http://schemas.microsoft.com/office/drawing/2016/5/10/chartex" xmlns:cx5="http://schemas.microsoft.com/office/drawing/2016/5/11/chartex" xmlns:cx6="http://schemas.microsoft.com/office/drawing/2016/5/12/chartex" xmlns:cx7="http://schemas.microsoft.com/office/drawing/2016/5/13/chartex" xmlns:cx8="http://schemas.microsoft.com/office/drawing/2016/5/14/chartex" xmlns:mc="http://schemas.openxmlformats.org/markup-compatibility/2006" xmlns:aink="http://schemas.microsoft.com/office/drawing/2016/ink" xmlns:am3d="http://schemas.microsoft.com/office/drawing/2017/model3d" xmlns:o="urn:schemas-microsoft-com:office:office" xmlns:oel="http://schemas.microsoft.com/office/2019/extlst" xmlns:r="http://schemas.openxmlformats.org/officeDocument/2006/relationships" xmlns:m="http://schemas.openxmlformats.org/officeDocument/2006/math" xmlns:v="urn:schemas-microsoft-com:vml" xmlns:wp14="http://schemas.microsoft.com/office/word/2010/wordprocessingDrawing" xmlns:wp="http://schemas.openxmlformats.org/drawingml/2006/wordprocessingDrawing" xmlns:w10="urn:schemas-microsoft-com:office:word" xmlns:w="http://schemas.openxmlformats.org/wordprocessingml/2006/main" xmlns:w14="http://schemas.microsoft.com/office/word/2010/wordml" xmlns:w15="http://schemas.microsoft.com/office/word/2012/wordml" xmlns:w16cex="http://schemas.microsoft.com/office/word/2018/wordml/cex" xmlns:w16cid="http://schemas.microsoft.com/office/word/2016/wordml/cid" xmlns:w16="http://schemas.microsoft.com/office/word/2018/wordml" xmlns:w16du="http://schemas.microsoft.com/office/word/2023/wordml/word16du" xmlns:w16sdtdh="http://schemas.microsoft.com/office/word/2020/wordml/sdtdatahash" xmlns:w16sdtfl="http://schemas.microsoft.com/office/word/2024/wordml/sdtformatlock" xmlns:w16se="http://schemas.microsoft.com/office/word/2015/wordml/symex" xmlns:wpg="http://schemas.microsoft.com/office/word/2010/wordprocessingGroup" xmlns:wpi="http://schemas.microsoft.com/office/word/2010/wordprocessingInk" xmlns:wne="http://schemas.microsoft.com/office/word/2006/wordml" xmlns:wps="http://schemas.microsoft.com/office/word/2010/wordprocessingShape" mc:Ignorable="w14 w15 w16se w16cid w16 w16cex w16sdtdh w16sdtfl w16du wp14">
+<w:document xmlns:wpc="http://schemas.microsoft.com/office/word/2010/wordprocessingCanvas" xmlns:cx="http://schemas.microsoft.com/office/drawing/2014/chartex" xmlns:cx1="http://schemas.microsoft.com/office/drawing/2015/9/8/chartex" xmlns:cx2="http://schemas.microsoft.com/office/drawing/2015/10/21/chartex" xmlns:cx3="http://schemas.microsoft.com/office/drawing/2016/5/9/chartex" xmlns:cx4="http://schemas.microsoft.com/office/drawing/2016/5/10/chartex" xmlns:cx5="http://schemas.microsoft.com/office/drawing/2016/5/11/chartex" xmlns:cx6="http://schemas.microsoft.com/office/drawing/2016/5/12/chartex" xmlns:cx7="http://schemas.microsoft.com/office/drawing/2016/5/13/chartex" xmlns:cx8="http://schemas.microsoft.com/office/drawing/2016/5/14/chartex" xmlns:mc="http://schemas.openxmlformats.org/markup-compatibility/2006" xmlns:aink="http://schemas.microsoft.com/office/drawing/2016/ink" xmlns:am3d="http://schemas.microsoft.com/office/drawing/2017/model3d" xmlns:o="urn:schemas-microsoft-com:office:office" xmlns:oel="http://schemas.microsoft.com/office/2019/extlst" xmlns:r="http://schemas.openxmlformats.org/officeDocument/2006/relationships" xmlns:m="http://schemas.openxmlformats.org/officeDocument/2006/math" xmlns:v="urn:schemas-microsoft-com:vml" xmlns:wp14="http://schemas.microsoft.com/office/word/2010/wordprocessingDrawing" xmlns:wp="http://schemas.openxmlformats.org/drawingml/2006/wordprocessingDrawing" xmlns:w10="urn:schemas-microsoft-com:office:word" xmlns:w="http://schemas.openxmlformats.org/wordprocessingml/2006/main" xmlns:w14="http://schemas.microsoft.com/office/word/2010/wordml" xmlns:w15="http://schemas.microsoft.com/office/word/2012/wordml" xmlns:w16cei="http://schemas.microsoft.com/office/word/2026/wordml/cei" xmlns:w16cex="http://schemas.microsoft.com/office/word/2018/wordml/cex" xmlns:w16cid="http://schemas.microsoft.com/office/word/2016/wordml/cid" xmlns:w16="http://schemas.microsoft.com/office/word/2018/wordml" xmlns:w16du="http://schemas.microsoft.com/office/word/2023/wordml/word16du" xmlns:w16sdtdh="http://schemas.microsoft.com/office/word/2020/wordml/sdtdatahash" xmlns:w16sdtfl="http://schemas.microsoft.com/office/word/2024/wordml/sdtformatlock" xmlns:w16se="http://schemas.microsoft.com/office/word/2015/wordml/symex" xmlns:wpg="http://schemas.microsoft.com/office/word/2010/wordprocessingGroup" xmlns:wpi="http://schemas.microsoft.com/office/word/2010/wordprocessingInk" xmlns:wne="http://schemas.microsoft.com/office/word/2006/wordml" xmlns:wps="http://schemas.microsoft.com/office/word/2010/wordprocessingShape" mc:Ignorable="w14 w15 w16se w16cid w16 w16cex w16sdtdh w16sdtfl w16du wp14">
   <w:body>
     <w:p>
       <w:pPr>
@@ -38,6 +38,7 @@
           <w:szCs w:val="40"/>
         </w:rPr>
       </w:pPr>
+      <w:proofErr w:type="spellStart"/>
       <w:r>
         <w:rPr>
           <w:b/>
@@ -47,6 +48,7 @@
         </w:rPr>
         <w:t>WealthOps</w:t>
       </w:r>
+      <w:proofErr w:type="spellEnd"/>
     </w:p>
     <w:p>
       <w:pPr>
@@ -114,71 +116,1172 @@
     <w:p>
       <w:pPr>
         <w:rPr>
+          <w:b/>
+          <w:bCs/>
+        </w:rPr>
+      </w:pPr>
+      <w:r>
+        <w:rPr>
+          <w:b/>
+          <w:bCs/>
+        </w:rPr>
+        <w:t>Troubleshooting Guide</w:t>
+      </w:r>
+    </w:p>
+    <w:p>
+      <w:r>
+        <w:pict w14:anchorId="52BD9307">
+          <v:rect id="_x0000_i1025" style="width:0;height:1.5pt" o:hralign="center" o:hrstd="t" o:hr="t" fillcolor="#a0a0a0" stroked="f"/>
+        </w:pict>
+      </w:r>
+    </w:p>
+    <w:p>
+      <w:pPr>
+        <w:rPr>
+          <w:b/>
+          <w:bCs/>
+        </w:rPr>
+      </w:pPr>
+      <w:r>
+        <w:rPr>
+          <w:b/>
+          <w:bCs/>
+        </w:rPr>
+        <w:t xml:space="preserve">1. </w:t>
+      </w:r>
+      <w:proofErr w:type="spellStart"/>
+      <w:r>
+        <w:rPr>
+          <w:b/>
+          <w:bCs/>
+        </w:rPr>
+        <w:t>ErrImageNeverPull</w:t>
+      </w:r>
+      <w:proofErr w:type="spellEnd"/>
+    </w:p>
+    <w:p>
+      <w:pPr>
+        <w:rPr>
+          <w:b/>
+          <w:bCs/>
+        </w:rPr>
+      </w:pPr>
+      <w:r>
+        <w:rPr>
+          <w:b/>
+          <w:bCs/>
+        </w:rPr>
+        <w:t>Problem</w:t>
+      </w:r>
+    </w:p>
+    <w:p>
+      <w:r>
+        <w:t>Events:</w:t>
+      </w:r>
+    </w:p>
+    <w:p>
+      <w:r>
+        <w:t>Container image "</w:t>
+      </w:r>
+      <w:proofErr w:type="spellStart"/>
+      <w:r>
+        <w:t>wealthops-</w:t>
+      </w:r>
+      <w:proofErr w:type="gramStart"/>
+      <w:r>
+        <w:t>wealthops:latest</w:t>
+      </w:r>
+      <w:proofErr w:type="spellEnd"/>
+      <w:proofErr w:type="gramEnd"/>
+      <w:r>
+        <w:t>" is not present with pull policy of Never</w:t>
+      </w:r>
+    </w:p>
+    <w:p>
+      <w:r>
+        <w:pict w14:anchorId="4DBE54F3">
+          <v:rect id="_x0000_i1026" style="width:0;height:1.5pt" o:hralign="center" o:hrstd="t" o:hr="t" fillcolor="#a0a0a0" stroked="f"/>
+        </w:pict>
+      </w:r>
+    </w:p>
+    <w:p>
+      <w:pPr>
+        <w:rPr>
+          <w:b/>
+          <w:bCs/>
+        </w:rPr>
+      </w:pPr>
+      <w:r>
+        <w:rPr>
+          <w:b/>
+          <w:bCs/>
+        </w:rPr>
+        <w:t>What happened?</w:t>
+      </w:r>
+    </w:p>
+    <w:p>
+      <w:r>
+        <w:t xml:space="preserve">Kubernetes uses the </w:t>
+      </w:r>
+      <w:proofErr w:type="spellStart"/>
+      <w:r>
+        <w:t>imagePullPolicy</w:t>
+      </w:r>
+      <w:proofErr w:type="spellEnd"/>
+      <w:r>
+        <w:t xml:space="preserve"> field to determine whether it should download an image.</w:t>
+      </w:r>
+    </w:p>
+    <w:p>
+      <w:proofErr w:type="spellStart"/>
+      <w:r>
+        <w:t>imagePullPolicy</w:t>
+      </w:r>
+      <w:proofErr w:type="spellEnd"/>
+      <w:r>
+        <w:t>: Never</w:t>
+      </w:r>
+    </w:p>
+    <w:p>
+      <w:r>
+        <w:t>Meaning:</w:t>
+      </w:r>
+    </w:p>
+    <w:p>
+      <w:r>
+        <w:lastRenderedPageBreak/>
+        <w:t>"Do NOT download this image. I guarantee it already exists on this node."</w:t>
+      </w:r>
+    </w:p>
+    <w:p>
+      <w:r>
+        <w:t>Kubernetes checks:</w:t>
+      </w:r>
+    </w:p>
+    <w:p>
+      <w:r>
+        <w:t>Node</w:t>
+      </w:r>
+      <w:r>
+        <w:t xml:space="preserve"> -&gt; </w:t>
+      </w:r>
+      <w:r>
+        <w:t>Container Runtime</w:t>
+      </w:r>
+      <w:r>
+        <w:t xml:space="preserve"> -&gt; </w:t>
+      </w:r>
+      <w:r>
+        <w:t>Is image available?</w:t>
+      </w:r>
+    </w:p>
+    <w:p>
+      <w:r>
+        <w:t>If not found:</w:t>
+      </w:r>
+    </w:p>
+    <w:p>
+      <w:proofErr w:type="spellStart"/>
+      <w:r>
+        <w:t>ErrImageNeverPull</w:t>
+      </w:r>
+      <w:proofErr w:type="spellEnd"/>
+    </w:p>
+    <w:p>
+      <w:r>
+        <w:pict w14:anchorId="19CDCD37">
+          <v:rect id="_x0000_i1027" style="width:0;height:1.5pt" o:hralign="center" o:hrstd="t" o:hr="t" fillcolor="#a0a0a0" stroked="f"/>
+        </w:pict>
+      </w:r>
+    </w:p>
+    <w:p>
+      <w:pPr>
+        <w:rPr>
+          <w:b/>
+          <w:bCs/>
+        </w:rPr>
+      </w:pPr>
+      <w:proofErr w:type="spellStart"/>
+      <w:r>
+        <w:rPr>
+          <w:b/>
+          <w:bCs/>
+        </w:rPr>
+        <w:t>IfNotPresent</w:t>
+      </w:r>
+      <w:proofErr w:type="spellEnd"/>
+    </w:p>
+    <w:p>
+      <w:proofErr w:type="spellStart"/>
+      <w:r>
+        <w:t>imagePullPolicy</w:t>
+      </w:r>
+      <w:proofErr w:type="spellEnd"/>
+      <w:r>
+        <w:t xml:space="preserve">: </w:t>
+      </w:r>
+      <w:proofErr w:type="spellStart"/>
+      <w:r>
+        <w:t>IfNotPresent</w:t>
+      </w:r>
+      <w:proofErr w:type="spellEnd"/>
+    </w:p>
+    <w:p>
+      <w:r>
+        <w:t>Meaning</w:t>
+      </w:r>
+    </w:p>
+    <w:p>
+      <w:r>
+        <w:t>If image exists locally</w:t>
+      </w:r>
+      <w:r>
+        <w:t xml:space="preserve"> -&gt;</w:t>
+      </w:r>
+      <w:r>
+        <w:t>Use it</w:t>
+      </w:r>
+      <w:r>
+        <w:t xml:space="preserve"> </w:t>
+      </w:r>
+      <w:r>
+        <w:t>Else</w:t>
+      </w:r>
+      <w:r>
+        <w:t xml:space="preserve"> -&gt; </w:t>
+      </w:r>
+      <w:r>
+        <w:t>Pull from registry</w:t>
+      </w:r>
+    </w:p>
+    <w:p>
+      <w:proofErr w:type="gramStart"/>
+      <w:r>
+        <w:t>Most commonly used</w:t>
+      </w:r>
+      <w:proofErr w:type="gramEnd"/>
+      <w:r>
+        <w:t xml:space="preserve"> for development.</w:t>
+      </w:r>
+    </w:p>
+    <w:p>
+      <w:r>
+        <w:pict w14:anchorId="07466FC8">
+          <v:rect id="_x0000_i1028" style="width:0;height:1.5pt" o:hralign="center" o:hrstd="t" o:hr="t" fillcolor="#a0a0a0" stroked="f"/>
+        </w:pict>
+      </w:r>
+    </w:p>
+    <w:p>
+      <w:pPr>
+        <w:rPr>
+          <w:b/>
+          <w:bCs/>
+        </w:rPr>
+      </w:pPr>
+      <w:r>
+        <w:rPr>
+          <w:b/>
+          <w:bCs/>
+        </w:rPr>
+        <w:t>Always</w:t>
+      </w:r>
+    </w:p>
+    <w:p>
+      <w:proofErr w:type="spellStart"/>
+      <w:r>
+        <w:t>imagePullPolicy</w:t>
+      </w:r>
+      <w:proofErr w:type="spellEnd"/>
+      <w:r>
+        <w:t>: Always</w:t>
+      </w:r>
+    </w:p>
+    <w:p>
+      <w:r>
+        <w:t>Meaning</w:t>
+      </w:r>
+    </w:p>
+    <w:p>
+      <w:r>
+        <w:t>Ignore local cache</w:t>
+      </w:r>
+      <w:r>
+        <w:t xml:space="preserve"> -&gt;</w:t>
+      </w:r>
+      <w:r>
+        <w:t>Always contact registry</w:t>
+      </w:r>
+      <w:r>
+        <w:t xml:space="preserve"> -&gt;</w:t>
+      </w:r>
+      <w:r>
+        <w:t>Download latest image</w:t>
+      </w:r>
+    </w:p>
+    <w:p>
+      <w:r>
+        <w:t>Best practice for CI/CD.</w:t>
+      </w:r>
+    </w:p>
+    <w:p>
+      <w:r>
+        <w:pict w14:anchorId="343AF2FF">
+          <v:rect id="_x0000_i1029" style="width:0;height:1.5pt" o:hralign="center" o:hrstd="t" o:hr="t" fillcolor="#a0a0a0" stroked="f"/>
+        </w:pict>
+      </w:r>
+    </w:p>
+    <w:p>
+      <w:pPr>
+        <w:rPr>
+          <w:b/>
+          <w:bCs/>
+        </w:rPr>
+      </w:pPr>
+      <w:r>
+        <w:rPr>
+          <w:b/>
+          <w:bCs/>
+        </w:rPr>
+        <w:t>Why did it happen?</w:t>
+      </w:r>
+    </w:p>
+    <w:p>
+      <w:r>
+        <w:t>Initially our deployment contained</w:t>
+      </w:r>
+    </w:p>
+    <w:p>
+      <w:proofErr w:type="spellStart"/>
+      <w:r>
+        <w:t>imagePullPolicy</w:t>
+      </w:r>
+      <w:proofErr w:type="spellEnd"/>
+      <w:r>
+        <w:t>: Never</w:t>
+      </w:r>
+    </w:p>
+    <w:p>
+      <w:r>
+        <w:t>Our Kubernetes cluster was running inside Docker Desktop (kind).</w:t>
+      </w:r>
+    </w:p>
+    <w:p>
+      <w:r>
+        <w:t xml:space="preserve">Although the Docker image existed on the host machine, it was </w:t>
+      </w:r>
+      <w:r>
+        <w:rPr>
+          <w:b/>
+          <w:bCs/>
+        </w:rPr>
+        <w:t>not available inside the Kubernetes node's container runtime</w:t>
+      </w:r>
+      <w:r>
+        <w:t>.</w:t>
+      </w:r>
+    </w:p>
+    <w:p>
+      <w:proofErr w:type="gramStart"/>
+      <w:r>
+        <w:t>Therefore</w:t>
+      </w:r>
+      <w:proofErr w:type="gramEnd"/>
+      <w:r>
+        <w:t xml:space="preserve"> Kubernetes refused to pull it because we explicitly told it:</w:t>
+      </w:r>
+    </w:p>
+    <w:p>
+      <w:r>
+        <w:t>Never pull.</w:t>
+      </w:r>
+    </w:p>
+    <w:p>
+      <w:r>
+        <w:lastRenderedPageBreak/>
+        <w:pict w14:anchorId="5488E1F9">
+          <v:rect id="_x0000_i1030" style="width:0;height:1.5pt" o:hralign="center" o:hrstd="t" o:hr="t" fillcolor="#a0a0a0" stroked="f"/>
+        </w:pict>
+      </w:r>
+    </w:p>
+    <w:p>
+      <w:pPr>
+        <w:rPr>
+          <w:b/>
+          <w:bCs/>
+        </w:rPr>
+      </w:pPr>
+      <w:r>
+        <w:rPr>
+          <w:b/>
+          <w:bCs/>
+        </w:rPr>
+        <w:t>Resolution</w:t>
+      </w:r>
+    </w:p>
+    <w:p>
+      <w:r>
+        <w:t>Changed</w:t>
+      </w:r>
+    </w:p>
+    <w:p>
+      <w:proofErr w:type="spellStart"/>
+      <w:r>
+        <w:t>imagePullPolicy</w:t>
+      </w:r>
+      <w:proofErr w:type="spellEnd"/>
+      <w:r>
+        <w:t>: Never</w:t>
+      </w:r>
+    </w:p>
+    <w:p>
+      <w:r>
+        <w:t>to</w:t>
+      </w:r>
+    </w:p>
+    <w:p>
+      <w:proofErr w:type="spellStart"/>
+      <w:r>
+        <w:t>imagePullPolicy</w:t>
+      </w:r>
+      <w:proofErr w:type="spellEnd"/>
+      <w:r>
+        <w:t>: Always</w:t>
+      </w:r>
+    </w:p>
+    <w:p>
+      <w:r>
+        <w:t>Since the image had already been pushed to Amazon ECR, Kubernetes downloaded it successfully.</w:t>
+      </w:r>
+    </w:p>
+    <w:p>
+      <w:r>
+        <w:pict w14:anchorId="2251F649">
+          <v:rect id="_x0000_i1031" style="width:0;height:1.5pt" o:hralign="center" o:hrstd="t" o:hr="t" fillcolor="#a0a0a0" stroked="f"/>
+        </w:pict>
+      </w:r>
+    </w:p>
+    <w:p>
+      <w:pPr>
+        <w:rPr>
+          <w:b/>
+          <w:bCs/>
+        </w:rPr>
+      </w:pPr>
+      <w:r>
+        <w:rPr>
+          <w:b/>
+          <w:bCs/>
+        </w:rPr>
+        <w:t>Commands Used</w:t>
+      </w:r>
+    </w:p>
+    <w:p>
+      <w:r>
+        <w:t>Check pod</w:t>
+      </w:r>
+      <w:r>
+        <w:t xml:space="preserve"> -- </w:t>
+      </w:r>
+      <w:proofErr w:type="spellStart"/>
+      <w:r>
+        <w:t>kubectl</w:t>
+      </w:r>
+      <w:proofErr w:type="spellEnd"/>
+      <w:r>
+        <w:t xml:space="preserve"> get pods -</w:t>
+      </w:r>
+      <w:proofErr w:type="gramStart"/>
+      <w:r>
+        <w:t xml:space="preserve">n </w:t>
+      </w:r>
+      <w:proofErr w:type="spellStart"/>
+      <w:r>
+        <w:t>wealthops</w:t>
+      </w:r>
+      <w:proofErr w:type="spellEnd"/>
+      <w:proofErr w:type="gramEnd"/>
+    </w:p>
+    <w:p>
+      <w:r>
+        <w:t>Describe pod</w:t>
+      </w:r>
+      <w:r>
+        <w:t xml:space="preserve"> -- </w:t>
+      </w:r>
+      <w:proofErr w:type="spellStart"/>
+      <w:r>
+        <w:t>kubectl</w:t>
+      </w:r>
+      <w:proofErr w:type="spellEnd"/>
+      <w:r>
+        <w:t xml:space="preserve"> describe pod POD_NAME -</w:t>
+      </w:r>
+      <w:proofErr w:type="gramStart"/>
+      <w:r>
+        <w:t xml:space="preserve">n </w:t>
+      </w:r>
+      <w:proofErr w:type="spellStart"/>
+      <w:r>
+        <w:t>wealthops</w:t>
+      </w:r>
+      <w:proofErr w:type="spellEnd"/>
+      <w:proofErr w:type="gramEnd"/>
+    </w:p>
+    <w:p>
+      <w:r>
+        <w:t>Events section showed</w:t>
+      </w:r>
+    </w:p>
+    <w:p>
+      <w:proofErr w:type="spellStart"/>
+      <w:r>
+        <w:t>ErrImageNeverPull</w:t>
+      </w:r>
+      <w:proofErr w:type="spellEnd"/>
+    </w:p>
+    <w:p>
+      <w:pPr>
+        <w:rPr>
+          <w:b/>
+          <w:bCs/>
+        </w:rPr>
+      </w:pPr>
+      <w:r>
+        <w:rPr>
+          <w:b/>
+          <w:bCs/>
+        </w:rPr>
+        <w:t>Real-time Learning</w:t>
+      </w:r>
+    </w:p>
+    <w:p>
+      <w:r>
+        <w:t>The Docker host and the Kubernetes node may have different image stores. Even though an image exists on the host, Kubernetes may not be able to use it unless it exists in the node's runtime or is pulled from a registry.</w:t>
+      </w:r>
+    </w:p>
+    <w:p/>
+    <w:p>
+      <w:r>
+        <w:t xml:space="preserve">Issue: </w:t>
+      </w:r>
+      <w:proofErr w:type="gramStart"/>
+      <w:r>
+        <w:t xml:space="preserve">2  </w:t>
+      </w:r>
+      <w:proofErr w:type="spellStart"/>
+      <w:r>
+        <w:t>ImagePullBackOff</w:t>
+      </w:r>
+      <w:proofErr w:type="spellEnd"/>
+      <w:proofErr w:type="gramEnd"/>
+    </w:p>
+    <w:p>
+      <w:r>
+        <w:t xml:space="preserve">Unlike the previous issue, Kubernetes </w:t>
+      </w:r>
+      <w:r>
+        <w:rPr>
+          <w:b/>
+          <w:bCs/>
+        </w:rPr>
+        <w:t xml:space="preserve">attempted to pull the </w:t>
+      </w:r>
+      <w:proofErr w:type="gramStart"/>
+      <w:r>
+        <w:rPr>
+          <w:b/>
+          <w:bCs/>
+        </w:rPr>
+        <w:t>image</w:t>
+      </w:r>
+      <w:r>
+        <w:t>, but</w:t>
+      </w:r>
+      <w:proofErr w:type="gramEnd"/>
+      <w:r>
+        <w:t xml:space="preserve"> failed.</w:t>
+      </w:r>
+      <w:r>
+        <w:t xml:space="preserve"> </w:t>
+      </w:r>
+      <w:proofErr w:type="spellStart"/>
+      <w:r>
+        <w:t>ImagePullBackOff</w:t>
+      </w:r>
+      <w:proofErr w:type="spellEnd"/>
+      <w:r>
+        <w:t xml:space="preserve"> literally means</w:t>
+      </w:r>
+    </w:p>
+    <w:p>
+      <w:r>
+        <w:t xml:space="preserve">Image </w:t>
+      </w:r>
+      <w:proofErr w:type="gramStart"/>
+      <w:r>
+        <w:t>Pull  -</w:t>
+      </w:r>
+      <w:proofErr w:type="gramEnd"/>
+      <w:r>
+        <w:t>&gt; Failed -&gt; Retry -&gt;Wait -&gt; Retry again</w:t>
+      </w:r>
+    </w:p>
+    <w:p>
+      <w:pPr>
+        <w:rPr>
+          <w:b/>
+          <w:bCs/>
+        </w:rPr>
+      </w:pPr>
+      <w:r>
+        <w:rPr>
+          <w:b/>
+          <w:bCs/>
+        </w:rPr>
+        <w:t>Root Cause</w:t>
+      </w:r>
+    </w:p>
+    <w:p>
+      <w:r>
+        <w:t xml:space="preserve">The image was stored inside a </w:t>
+      </w:r>
+      <w:r>
+        <w:rPr>
+          <w:b/>
+          <w:bCs/>
+        </w:rPr>
+        <w:t>private Amazon ECR repository</w:t>
+      </w:r>
+      <w:r>
+        <w:t>.</w:t>
+      </w:r>
+    </w:p>
+    <w:p>
+      <w:r>
+        <w:t>Kubernetes attempted</w:t>
+      </w:r>
+    </w:p>
+    <w:p>
+      <w:r>
+        <w:t xml:space="preserve">Pull </w:t>
+      </w:r>
+      <w:proofErr w:type="gramStart"/>
+      <w:r>
+        <w:t>Image  -</w:t>
+      </w:r>
+      <w:proofErr w:type="gramEnd"/>
+      <w:r>
+        <w:t>&gt;Amazon ECR -&gt; Authentication Required -&gt; Access Denied</w:t>
+      </w:r>
+    </w:p>
+    <w:p>
+      <w:r>
+        <w:lastRenderedPageBreak/>
+        <w:t>Since Kubernetes had no credentials, ECR rejected the request</w:t>
+      </w:r>
+    </w:p>
+    <w:p>
+      <w:pPr>
+        <w:rPr>
+          <w:b/>
+          <w:bCs/>
+        </w:rPr>
+      </w:pPr>
+      <w:r>
+        <w:rPr>
+          <w:b/>
+          <w:bCs/>
+        </w:rPr>
+        <w:t>Resolution</w:t>
+      </w:r>
+    </w:p>
+    <w:p>
+      <w:r>
+        <w:t>Created a Kubernetes Docker Registry Secret.</w:t>
+      </w:r>
+    </w:p>
+    <w:p>
+      <w:proofErr w:type="spellStart"/>
+      <w:r>
+        <w:t>kubectl</w:t>
+      </w:r>
+      <w:proofErr w:type="spellEnd"/>
+      <w:r>
+        <w:t xml:space="preserve"> create secret docker-registry </w:t>
+      </w:r>
+      <w:proofErr w:type="spellStart"/>
+      <w:r>
+        <w:t>ecr</w:t>
+      </w:r>
+      <w:proofErr w:type="spellEnd"/>
+      <w:r>
+        <w:t>-secret</w:t>
+      </w:r>
+    </w:p>
+    <w:p>
+      <w:r>
+        <w:t>Added</w:t>
+      </w:r>
+    </w:p>
+    <w:p>
+      <w:proofErr w:type="spellStart"/>
+      <w:r>
+        <w:t>imagePullSecrets</w:t>
+      </w:r>
+      <w:proofErr w:type="spellEnd"/>
+      <w:r>
+        <w:t>:</w:t>
+      </w:r>
+    </w:p>
+    <w:p>
+      <w:r>
+        <w:t xml:space="preserve">- name: </w:t>
+      </w:r>
+      <w:proofErr w:type="spellStart"/>
+      <w:r>
+        <w:t>ecr</w:t>
+      </w:r>
+      <w:proofErr w:type="spellEnd"/>
+      <w:r>
+        <w:t>-secret</w:t>
+      </w:r>
+    </w:p>
+    <w:p>
+      <w:r>
+        <w:t>inside Deployment.</w:t>
+      </w:r>
+    </w:p>
+    <w:p>
+      <w:r>
+        <w:t xml:space="preserve">Now the workflow </w:t>
+      </w:r>
+      <w:proofErr w:type="gramStart"/>
+      <w:r>
+        <w:t>became</w:t>
+      </w:r>
+      <w:proofErr w:type="gramEnd"/>
+    </w:p>
+    <w:p>
+      <w:r>
+        <w:t>Pod -&gt; Reads Secret -&gt; Authenticates to ECR -&gt;Downloads Image -&gt; Starts Container</w:t>
+      </w:r>
+    </w:p>
+    <w:p>
+      <w:pPr>
+        <w:rPr>
+          <w:b/>
+          <w:bCs/>
+        </w:rPr>
+      </w:pPr>
+      <w:r>
+        <w:rPr>
+          <w:b/>
+          <w:bCs/>
+        </w:rPr>
+        <w:t xml:space="preserve">Q. Why </w:t>
+      </w:r>
+      <w:proofErr w:type="gramStart"/>
+      <w:r>
+        <w:rPr>
+          <w:b/>
+          <w:bCs/>
+        </w:rPr>
+        <w:t>does</w:t>
+      </w:r>
+      <w:proofErr w:type="gramEnd"/>
+      <w:r>
+        <w:rPr>
+          <w:b/>
+          <w:bCs/>
+        </w:rPr>
+        <w:t xml:space="preserve"> Kubernetes need </w:t>
+      </w:r>
+      <w:proofErr w:type="spellStart"/>
+      <w:r>
+        <w:rPr>
+          <w:b/>
+          <w:bCs/>
+        </w:rPr>
+        <w:t>imagePullSecrets</w:t>
+      </w:r>
+      <w:proofErr w:type="spellEnd"/>
+      <w:r>
+        <w:rPr>
+          <w:b/>
+          <w:bCs/>
+        </w:rPr>
+        <w:t>?</w:t>
+      </w:r>
+    </w:p>
+    <w:p>
+      <w:r>
+        <w:t>Because Kubernetes itself does not automatically inherit Docker CLI credentials. It needs a Kubernetes Secret containing registry authentication details.</w:t>
+      </w:r>
+    </w:p>
+    <w:p>
+      <w:r>
+        <w:pict w14:anchorId="3D62066B">
+          <v:rect id="_x0000_i1032" style="width:0;height:1.5pt" o:hralign="center" o:hrstd="t" o:hr="t" fillcolor="#a0a0a0" stroked="f"/>
+        </w:pict>
+      </w:r>
+    </w:p>
+    <w:p>
+      <w:pPr>
+        <w:rPr>
+          <w:b/>
+          <w:bCs/>
+        </w:rPr>
+      </w:pPr>
+      <w:r>
+        <w:rPr>
+          <w:b/>
+          <w:bCs/>
+        </w:rPr>
+        <w:t>Real-time Learning</w:t>
+      </w:r>
+    </w:p>
+    <w:p>
+      <w:r>
+        <w:t xml:space="preserve">Private registries always require authentication. Kubernetes authenticates through </w:t>
+      </w:r>
+      <w:proofErr w:type="spellStart"/>
+      <w:r>
+        <w:t>imagePullSecrets</w:t>
+      </w:r>
+      <w:proofErr w:type="spellEnd"/>
+      <w:r>
+        <w:t>, not through the Docker login on your workstation.</w:t>
+      </w:r>
+    </w:p>
+    <w:p>
+      <w:r>
+        <w:br/>
+        <w:t xml:space="preserve"> Issue </w:t>
+      </w:r>
+      <w:r>
+        <w:t>3. No Basic Auth Credentials</w:t>
+      </w:r>
+    </w:p>
+    <w:p>
+      <w:pPr>
+        <w:rPr>
+          <w:b/>
+          <w:bCs/>
+        </w:rPr>
+      </w:pPr>
+      <w:r>
+        <w:t>P</w:t>
+      </w:r>
+      <w:r>
+        <w:rPr>
+          <w:b/>
+          <w:bCs/>
+        </w:rPr>
+        <w:t>roblem</w:t>
+      </w:r>
+    </w:p>
+    <w:p>
+      <w:r>
+        <w:t>Docker Push failed</w:t>
+      </w:r>
+      <w:r>
+        <w:t xml:space="preserve">: </w:t>
+      </w:r>
+      <w:r>
+        <w:rPr>
+          <w:b/>
+          <w:bCs/>
+        </w:rPr>
+        <w:t>What happened?</w:t>
+      </w:r>
+      <w:r>
+        <w:rPr>
+          <w:b/>
+          <w:bCs/>
+        </w:rPr>
+        <w:t xml:space="preserve"> </w:t>
+      </w:r>
+      <w:r>
+        <w:t>Docker was trying to upload the image.</w:t>
+      </w:r>
+    </w:p>
+    <w:p>
+      <w:r>
+        <w:t xml:space="preserve">Docker -&gt; Amazon ECR -&gt; Who are you? -&gt; No credentials, </w:t>
+      </w:r>
+      <w:r>
+        <w:t>AWS denied the request.</w:t>
+      </w:r>
+    </w:p>
+    <w:p>
+      <w:pPr>
+        <w:rPr>
+          <w:b/>
+          <w:bCs/>
+        </w:rPr>
+      </w:pPr>
+      <w:r>
+        <w:rPr>
+          <w:b/>
+          <w:bCs/>
+        </w:rPr>
+        <w:t>Root Cause</w:t>
+      </w:r>
+    </w:p>
+    <w:p>
+      <w:r>
+        <w:t>The Docker client was not authenticated against Amazon ECR.</w:t>
+      </w:r>
+    </w:p>
+    <w:p>
+      <w:r>
+        <w:t>Even though AWS CLI was configured, Docker itself had not received a login token.</w:t>
+      </w:r>
+    </w:p>
+    <w:p>
+      <w:pPr>
+        <w:rPr>
+          <w:b/>
+          <w:bCs/>
+        </w:rPr>
+      </w:pPr>
+      <w:r>
+        <w:rPr>
+          <w:b/>
+          <w:bCs/>
+        </w:rPr>
+        <w:t>Resolution</w:t>
+      </w:r>
+    </w:p>
+    <w:p>
+      <w:r>
+        <w:t>Generate an authentication token</w:t>
+      </w:r>
+    </w:p>
+    <w:p>
+      <w:proofErr w:type="spellStart"/>
+      <w:r>
+        <w:lastRenderedPageBreak/>
+        <w:t>aws</w:t>
+      </w:r>
+      <w:proofErr w:type="spellEnd"/>
+      <w:r>
+        <w:t xml:space="preserve"> </w:t>
+      </w:r>
+      <w:proofErr w:type="spellStart"/>
+      <w:r>
+        <w:t>ecr</w:t>
+      </w:r>
+      <w:proofErr w:type="spellEnd"/>
+      <w:r>
+        <w:t xml:space="preserve"> get-login-password</w:t>
+      </w:r>
+    </w:p>
+    <w:p>
+      <w:r>
+        <w:t>Login</w:t>
+      </w:r>
+    </w:p>
+    <w:p>
+      <w:r>
+        <w:t>docker login</w:t>
+      </w:r>
+    </w:p>
+    <w:p>
+      <w:r>
+        <w:t>After authentication</w:t>
+      </w:r>
+    </w:p>
+    <w:p>
+      <w:proofErr w:type="gramStart"/>
+      <w:r>
+        <w:t>Docker  -</w:t>
+      </w:r>
+      <w:proofErr w:type="gramEnd"/>
+      <w:r>
+        <w:t>&gt; Receives Temporary Token -&gt; Stores Credentials -&gt; Push succeeds</w:t>
+      </w:r>
+    </w:p>
+    <w:p>
+      <w:pPr>
+        <w:rPr>
+          <w:b/>
+          <w:bCs/>
+        </w:rPr>
+      </w:pPr>
+      <w:r>
+        <w:rPr>
+          <w:b/>
+          <w:bCs/>
+        </w:rPr>
+        <w:t>Option 2: Standard Corporate Bug-Fix Template</w:t>
+      </w:r>
+    </w:p>
+    <w:p>
+      <w:r>
+        <w:t>This formal structure is best suited for post-mortems, knowledge base articles (KBAs), or ticketing systems.</w:t>
+      </w:r>
+    </w:p>
+    <w:p>
+      <w:r>
+        <w:rPr>
+          <w:b/>
+          <w:bCs/>
+        </w:rPr>
+        <w:t xml:space="preserve">BUG FIX </w:t>
+      </w:r>
+      <w:proofErr w:type="gramStart"/>
+      <w:r>
+        <w:rPr>
+          <w:b/>
+          <w:bCs/>
+        </w:rPr>
+        <w:t>REPORT: #</w:t>
+      </w:r>
+      <w:proofErr w:type="gramEnd"/>
+      <w:r>
+        <w:rPr>
+          <w:b/>
+          <w:bCs/>
+        </w:rPr>
+        <w:t>04 - PostgreSQL Authentication Failure</w:t>
+      </w:r>
+    </w:p>
+    <w:p>
+      <w:pPr>
+        <w:numPr>
+          <w:ilvl w:val="0"/>
+          <w:numId w:val="2"/>
+        </w:numPr>
+      </w:pPr>
+      <w:r>
+        <w:rPr>
+          <w:b/>
+          <w:bCs/>
+        </w:rPr>
+        <w:t>Problem Statement:</w:t>
+      </w:r>
+      <w:r>
+        <w:t xml:space="preserve"> The application crashed immediately after startup due to a database connection failure (password authentication failed).</w:t>
+      </w:r>
+    </w:p>
+    <w:p>
+      <w:pPr>
+        <w:numPr>
+          <w:ilvl w:val="0"/>
+          <w:numId w:val="2"/>
+        </w:numPr>
+      </w:pPr>
+      <w:r>
+        <w:rPr>
+          <w:b/>
+          <w:bCs/>
+        </w:rPr>
+        <w:t>Investigation &amp; Logs:</w:t>
+      </w:r>
+      <w:r>
+        <w:t xml:space="preserve"> Review of the PostgreSQL container logs revealed the root error: Role "</w:t>
+      </w:r>
+      <w:proofErr w:type="spellStart"/>
+      <w:r>
+        <w:t>wealthuser</w:t>
+      </w:r>
+      <w:proofErr w:type="spellEnd"/>
+      <w:r>
+        <w:t>" does not exist. This indicated the application was trying to authenticate with a user account that was never provisioned in the database instance.</w:t>
+      </w:r>
+    </w:p>
+    <w:p>
+      <w:pPr>
+        <w:numPr>
+          <w:ilvl w:val="0"/>
+          <w:numId w:val="2"/>
+        </w:numPr>
+      </w:pPr>
+      <w:r>
+        <w:rPr>
+          <w:b/>
+          <w:bCs/>
+        </w:rPr>
+        <w:t>Root Cause:</w:t>
+      </w:r>
+      <w:r>
+        <w:t xml:space="preserve"> A hardcoding mismatch existed between environments. The PostgreSQL deployment file initialized the database using POSTGRES_USER=</w:t>
+      </w:r>
+      <w:proofErr w:type="spellStart"/>
+      <w:r>
+        <w:t>postgres</w:t>
+      </w:r>
+      <w:proofErr w:type="spellEnd"/>
+      <w:r>
+        <w:t xml:space="preserve">, but the application source code was hardcoded to look for </w:t>
+      </w:r>
+      <w:proofErr w:type="spellStart"/>
+      <w:r>
+        <w:t>wealthuser</w:t>
+      </w:r>
+      <w:proofErr w:type="spellEnd"/>
+      <w:r>
+        <w:t>.</w:t>
+      </w:r>
+    </w:p>
+    <w:p>
+      <w:pPr>
+        <w:numPr>
+          <w:ilvl w:val="0"/>
+          <w:numId w:val="2"/>
+        </w:numPr>
+      </w:pPr>
+      <w:r>
+        <w:rPr>
+          <w:b/>
+          <w:bCs/>
+        </w:rPr>
+        <w:t>Resolution Actions:</w:t>
+      </w:r>
+      <w:r>
+        <w:t xml:space="preserve"> The database connection URI was refactored from a static string to a dynamic configuration utilizing </w:t>
+      </w:r>
+      <w:proofErr w:type="spellStart"/>
+      <w:proofErr w:type="gramStart"/>
+      <w:r>
+        <w:rPr>
+          <w:b/>
+          <w:bCs/>
+        </w:rPr>
+        <w:t>os.getenv</w:t>
+      </w:r>
+      <w:proofErr w:type="spellEnd"/>
+      <w:proofErr w:type="gramEnd"/>
+      <w:r>
+        <w:rPr>
+          <w:b/>
+          <w:bCs/>
+        </w:rPr>
+        <w:t>()</w:t>
+      </w:r>
+      <w:r>
+        <w:t xml:space="preserve">. The application now securely loads matching credentials injected at runtime through </w:t>
+      </w:r>
+      <w:r>
+        <w:rPr>
+          <w:b/>
+          <w:bCs/>
+        </w:rPr>
+        <w:t>Kubernetes environment variables</w:t>
+      </w:r>
+      <w:r>
+        <w:t>.</w:t>
+      </w:r>
+    </w:p>
+    <w:p/>
+    <w:p>
+      <w:pPr>
+        <w:rPr>
           <w:sz w:val="40"/>
           <w:szCs w:val="40"/>
         </w:rPr>
       </w:pPr>
-      <w:r>
-        <w:rPr>
-          <w:sz w:val="40"/>
-          <w:szCs w:val="40"/>
-        </w:rPr>
-        <w:t>Troubleshoot points:</w:t>
-      </w:r>
-    </w:p>
-    <w:p>
-      <w:pPr>
-        <w:pStyle w:val="ListParagraph"/>
-        <w:numPr>
-          <w:ilvl w:val="0"/>
-          <w:numId w:val="1"/>
-        </w:numPr>
-        <w:rPr>
-          <w:sz w:val="40"/>
-          <w:szCs w:val="40"/>
-        </w:rPr>
-      </w:pPr>
-      <w:r>
-        <w:rPr>
-          <w:sz w:val="40"/>
-          <w:szCs w:val="40"/>
-        </w:rPr>
-        <w:t xml:space="preserve">Docker exec -it </w:t>
-      </w:r>
-      <w:r>
-        <w:rPr>
-          <w:sz w:val="40"/>
-          <w:szCs w:val="40"/>
-        </w:rPr>
-        <w:t>wealthops-postgres</w:t>
-      </w:r>
-      <w:r>
-        <w:rPr>
-          <w:sz w:val="40"/>
-          <w:szCs w:val="40"/>
-        </w:rPr>
-        <w:t xml:space="preserve"> psql -U wealthuser -d wealthops</w:t>
-      </w:r>
-    </w:p>
-    <w:p>
-      <w:pPr>
-        <w:pStyle w:val="ListParagraph"/>
-        <w:numPr>
-          <w:ilvl w:val="0"/>
-          <w:numId w:val="1"/>
-        </w:numPr>
-        <w:rPr>
-          <w:sz w:val="40"/>
-          <w:szCs w:val="40"/>
-        </w:rPr>
-      </w:pPr>
-      <w:r>
-        <w:rPr>
-          <w:sz w:val="40"/>
-          <w:szCs w:val="40"/>
-        </w:rPr>
-        <w:t xml:space="preserve"> SELECT * FROM portfolio; ( query in caps)</w:t>
-      </w:r>
     </w:p>
     <w:sectPr>
       <w:pgSz w:w="12240" w:h="15840"/>
@@ -191,8 +1294,157 @@
 </file>
 
 <file path=word/numbering.xml><?xml version="1.0" encoding="utf-8"?>
-<w:numbering xmlns:wpc="http://schemas.microsoft.com/office/word/2010/wordprocessingCanvas" xmlns:cx="http://schemas.microsoft.com/office/drawing/2014/chartex" xmlns:cx1="http://schemas.microsoft.com/office/drawing/2015/9/8/chartex" xmlns:cx2="http://schemas.microsoft.com/office/drawing/2015/10/21/chartex" xmlns:cx3="http://schemas.microsoft.com/office/drawing/2016/5/9/chartex" xmlns:cx4="http://schemas.microsoft.com/office/drawing/2016/5/10/chartex" xmlns:cx5="http://schemas.microsoft.com/office/drawing/2016/5/11/chartex" xmlns:cx6="http://schemas.microsoft.com/office/drawing/2016/5/12/chartex" xmlns:cx7="http://schemas.microsoft.com/office/drawing/2016/5/13/chartex" xmlns:cx8="http://schemas.microsoft.com/office/drawing/2016/5/14/chartex" xmlns:mc="http://schemas.openxmlformats.org/markup-compatibility/2006" xmlns:aink="http://schemas.microsoft.com/office/drawing/2016/ink" xmlns:am3d="http://schemas.microsoft.com/office/drawing/2017/model3d" xmlns:o="urn:schemas-microsoft-com:office:office" xmlns:oel="http://schemas.microsoft.com/office/2019/extlst" xmlns:r="http://schemas.openxmlformats.org/officeDocument/2006/relationships" xmlns:m="http://schemas.openxmlformats.org/officeDocument/2006/math" xmlns:v="urn:schemas-microsoft-com:vml" xmlns:wp14="http://schemas.microsoft.com/office/word/2010/wordprocessingDrawing" xmlns:wp="http://schemas.openxmlformats.org/drawingml/2006/wordprocessingDrawing" xmlns:w10="urn:schemas-microsoft-com:office:word" xmlns:w="http://schemas.openxmlformats.org/wordprocessingml/2006/main" xmlns:w14="http://schemas.microsoft.com/office/word/2010/wordml" xmlns:w15="http://schemas.microsoft.com/office/word/2012/wordml" xmlns:w16cex="http://schemas.microsoft.com/office/word/2018/wordml/cex" xmlns:w16cid="http://schemas.microsoft.com/office/word/2016/wordml/cid" xmlns:w16="http://schemas.microsoft.com/office/word/2018/wordml" xmlns:w16du="http://schemas.microsoft.com/office/word/2023/wordml/word16du" xmlns:w16sdtdh="http://schemas.microsoft.com/office/word/2020/wordml/sdtdatahash" xmlns:w16sdtfl="http://schemas.microsoft.com/office/word/2024/wordml/sdtformatlock" xmlns:w16se="http://schemas.microsoft.com/office/word/2015/wordml/symex" xmlns:wpg="http://schemas.microsoft.com/office/word/2010/wordprocessingGroup" xmlns:wpi="http://schemas.microsoft.com/office/word/2010/wordprocessingInk" xmlns:wne="http://schemas.microsoft.com/office/word/2006/wordml" xmlns:wps="http://schemas.microsoft.com/office/word/2010/wordprocessingShape" mc:Ignorable="w14 w15 w16se w16cid w16 w16cex w16sdtdh w16sdtfl w16du wp14">
+<w:numbering xmlns:wpc="http://schemas.microsoft.com/office/word/2010/wordprocessingCanvas" xmlns:cx="http://schemas.microsoft.com/office/drawing/2014/chartex" xmlns:cx1="http://schemas.microsoft.com/office/drawing/2015/9/8/chartex" xmlns:cx2="http://schemas.microsoft.com/office/drawing/2015/10/21/chartex" xmlns:cx3="http://schemas.microsoft.com/office/drawing/2016/5/9/chartex" xmlns:cx4="http://schemas.microsoft.com/office/drawing/2016/5/10/chartex" xmlns:cx5="http://schemas.microsoft.com/office/drawing/2016/5/11/chartex" xmlns:cx6="http://schemas.microsoft.com/office/drawing/2016/5/12/chartex" xmlns:cx7="http://schemas.microsoft.com/office/drawing/2016/5/13/chartex" xmlns:cx8="http://schemas.microsoft.com/office/drawing/2016/5/14/chartex" xmlns:mc="http://schemas.openxmlformats.org/markup-compatibility/2006" xmlns:aink="http://schemas.microsoft.com/office/drawing/2016/ink" xmlns:am3d="http://schemas.microsoft.com/office/drawing/2017/model3d" xmlns:o="urn:schemas-microsoft-com:office:office" xmlns:oel="http://schemas.microsoft.com/office/2019/extlst" xmlns:r="http://schemas.openxmlformats.org/officeDocument/2006/relationships" xmlns:m="http://schemas.openxmlformats.org/officeDocument/2006/math" xmlns:v="urn:schemas-microsoft-com:vml" xmlns:wp14="http://schemas.microsoft.com/office/word/2010/wordprocessingDrawing" xmlns:wp="http://schemas.openxmlformats.org/drawingml/2006/wordprocessingDrawing" xmlns:w10="urn:schemas-microsoft-com:office:word" xmlns:w="http://schemas.openxmlformats.org/wordprocessingml/2006/main" xmlns:w14="http://schemas.microsoft.com/office/word/2010/wordml" xmlns:w15="http://schemas.microsoft.com/office/word/2012/wordml" xmlns:w16cei="http://schemas.microsoft.com/office/word/2026/wordml/cei" xmlns:w16cex="http://schemas.microsoft.com/office/word/2018/wordml/cex" xmlns:w16cid="http://schemas.microsoft.com/office/word/2016/wordml/cid" xmlns:w16="http://schemas.microsoft.com/office/word/2018/wordml" xmlns:w16du="http://schemas.microsoft.com/office/word/2023/wordml/word16du" xmlns:w16sdtdh="http://schemas.microsoft.com/office/word/2020/wordml/sdtdatahash" xmlns:w16sdtfl="http://schemas.microsoft.com/office/word/2024/wordml/sdtformatlock" xmlns:w16se="http://schemas.microsoft.com/office/word/2015/wordml/symex" xmlns:wpg="http://schemas.microsoft.com/office/word/2010/wordprocessingGroup" xmlns:wpi="http://schemas.microsoft.com/office/word/2010/wordprocessingInk" xmlns:wne="http://schemas.microsoft.com/office/word/2006/wordml" xmlns:wps="http://schemas.microsoft.com/office/word/2010/wordprocessingShape" mc:Ignorable="w14 w15 w16se w16cid w16 w16cex w16sdtdh w16sdtfl w16du wp14">
   <w:abstractNum w:abstractNumId="0" w15:restartNumberingAfterBreak="0">
+    <w:nsid w:val="397E5FD0"/>
+    <w:multiLevelType w:val="multilevel"/>
+    <w:tmpl w:val="D7521C66"/>
+    <w:lvl w:ilvl="0">
+      <w:start w:val="1"/>
+      <w:numFmt w:val="bullet"/>
+      <w:lvlText w:val=""/>
+      <w:lvlJc w:val="left"/>
+      <w:pPr>
+        <w:tabs>
+          <w:tab w:val="num" w:pos="720"/>
+        </w:tabs>
+        <w:ind w:left="720" w:hanging="360"/>
+      </w:pPr>
+      <w:rPr>
+        <w:rFonts w:ascii="Symbol" w:hAnsi="Symbol" w:hint="default"/>
+        <w:sz w:val="20"/>
+      </w:rPr>
+    </w:lvl>
+    <w:lvl w:ilvl="1" w:tentative="1">
+      <w:start w:val="1"/>
+      <w:numFmt w:val="bullet"/>
+      <w:lvlText w:val="o"/>
+      <w:lvlJc w:val="left"/>
+      <w:pPr>
+        <w:tabs>
+          <w:tab w:val="num" w:pos="1440"/>
+        </w:tabs>
+        <w:ind w:left="1440" w:hanging="360"/>
+      </w:pPr>
+      <w:rPr>
+        <w:rFonts w:ascii="Courier New" w:hAnsi="Courier New" w:hint="default"/>
+        <w:sz w:val="20"/>
+      </w:rPr>
+    </w:lvl>
+    <w:lvl w:ilvl="2" w:tentative="1">
+      <w:start w:val="1"/>
+      <w:numFmt w:val="bullet"/>
+      <w:lvlText w:val=""/>
+      <w:lvlJc w:val="left"/>
+      <w:pPr>
+        <w:tabs>
+          <w:tab w:val="num" w:pos="2160"/>
+        </w:tabs>
+        <w:ind w:left="2160" w:hanging="360"/>
+      </w:pPr>
+      <w:rPr>
+        <w:rFonts w:ascii="Wingdings" w:hAnsi="Wingdings" w:hint="default"/>
+        <w:sz w:val="20"/>
+      </w:rPr>
+    </w:lvl>
+    <w:lvl w:ilvl="3" w:tentative="1">
+      <w:start w:val="1"/>
+      <w:numFmt w:val="bullet"/>
+      <w:lvlText w:val=""/>
+      <w:lvlJc w:val="left"/>
+      <w:pPr>
+        <w:tabs>
+          <w:tab w:val="num" w:pos="2880"/>
+        </w:tabs>
+        <w:ind w:left="2880" w:hanging="360"/>
+      </w:pPr>
+      <w:rPr>
+        <w:rFonts w:ascii="Wingdings" w:hAnsi="Wingdings" w:hint="default"/>
+        <w:sz w:val="20"/>
+      </w:rPr>
+    </w:lvl>
+    <w:lvl w:ilvl="4" w:tentative="1">
+      <w:start w:val="1"/>
+      <w:numFmt w:val="bullet"/>
+      <w:lvlText w:val=""/>
+      <w:lvlJc w:val="left"/>
+      <w:pPr>
+        <w:tabs>
+          <w:tab w:val="num" w:pos="3600"/>
+        </w:tabs>
+        <w:ind w:left="3600" w:hanging="360"/>
+      </w:pPr>
+      <w:rPr>
+        <w:rFonts w:ascii="Wingdings" w:hAnsi="Wingdings" w:hint="default"/>
+        <w:sz w:val="20"/>
+      </w:rPr>
+    </w:lvl>
+    <w:lvl w:ilvl="5" w:tentative="1">
+      <w:start w:val="1"/>
+      <w:numFmt w:val="bullet"/>
+      <w:lvlText w:val=""/>
+      <w:lvlJc w:val="left"/>
+      <w:pPr>
+        <w:tabs>
+          <w:tab w:val="num" w:pos="4320"/>
+        </w:tabs>
+        <w:ind w:left="4320" w:hanging="360"/>
+      </w:pPr>
+      <w:rPr>
+        <w:rFonts w:ascii="Wingdings" w:hAnsi="Wingdings" w:hint="default"/>
+        <w:sz w:val="20"/>
+      </w:rPr>
+    </w:lvl>
+    <w:lvl w:ilvl="6" w:tentative="1">
+      <w:start w:val="1"/>
+      <w:numFmt w:val="bullet"/>
+      <w:lvlText w:val=""/>
+      <w:lvlJc w:val="left"/>
+      <w:pPr>
+        <w:tabs>
+          <w:tab w:val="num" w:pos="5040"/>
+        </w:tabs>
+        <w:ind w:left="5040" w:hanging="360"/>
+      </w:pPr>
+      <w:rPr>
+        <w:rFonts w:ascii="Wingdings" w:hAnsi="Wingdings" w:hint="default"/>
+        <w:sz w:val="20"/>
+      </w:rPr>
+    </w:lvl>
+    <w:lvl w:ilvl="7" w:tentative="1">
+      <w:start w:val="1"/>
+      <w:numFmt w:val="bullet"/>
+      <w:lvlText w:val=""/>
+      <w:lvlJc w:val="left"/>
+      <w:pPr>
+        <w:tabs>
+          <w:tab w:val="num" w:pos="5760"/>
+        </w:tabs>
+        <w:ind w:left="5760" w:hanging="360"/>
+      </w:pPr>
+      <w:rPr>
+        <w:rFonts w:ascii="Wingdings" w:hAnsi="Wingdings" w:hint="default"/>
+        <w:sz w:val="20"/>
+      </w:rPr>
+    </w:lvl>
+    <w:lvl w:ilvl="8" w:tentative="1">
+      <w:start w:val="1"/>
+      <w:numFmt w:val="bullet"/>
+      <w:lvlText w:val=""/>
+      <w:lvlJc w:val="left"/>
+      <w:pPr>
+        <w:tabs>
+          <w:tab w:val="num" w:pos="6480"/>
+        </w:tabs>
+        <w:ind w:left="6480" w:hanging="360"/>
+      </w:pPr>
+      <w:rPr>
+        <w:rFonts w:ascii="Wingdings" w:hAnsi="Wingdings" w:hint="default"/>
+        <w:sz w:val="20"/>
+      </w:rPr>
+    </w:lvl>
+  </w:abstractNum>
+  <w:abstractNum w:abstractNumId="1" w15:restartNumberingAfterBreak="0">
     <w:nsid w:val="7FE679A6"/>
     <w:multiLevelType w:val="hybridMultilevel"/>
     <w:tmpl w:val="4A4EEBAA"/>
@@ -282,6 +1534,9 @@
     </w:lvl>
   </w:abstractNum>
   <w:num w:numId="1" w16cid:durableId="2067953419">
+    <w:abstractNumId w:val="1"/>
+  </w:num>
+  <w:num w:numId="2" w16cid:durableId="1628386591">
     <w:abstractNumId w:val="0"/>
   </w:num>
 </w:numbering>
@@ -890,6 +2145,7 @@
   <w:style w:type="character" w:default="1" w:styleId="DefaultParagraphFont">
     <w:name w:val="Default Paragraph Font"/>
     <w:uiPriority w:val="1"/>
+    <w:semiHidden/>
     <w:unhideWhenUsed/>
   </w:style>
   <w:style w:type="table" w:default="1" w:styleId="TableNormal">

--- a/docs/🚀 Project Name.docx
+++ b/docs/🚀 Project Name.docx
@@ -185,14 +185,9 @@
       </w:r>
       <w:proofErr w:type="spellStart"/>
       <w:r>
-        <w:t>wealthops-</w:t>
-      </w:r>
-      <w:proofErr w:type="gramStart"/>
-      <w:r>
-        <w:t>wealthops:latest</w:t>
-      </w:r>
-      <w:proofErr w:type="spellEnd"/>
-      <w:proofErr w:type="gramEnd"/>
+        <w:t>wealthops-wealthops:latest</w:t>
+      </w:r>
+      <w:proofErr w:type="spellEnd"/>
       <w:r>
         <w:t>" is not present with pull policy of Never</w:t>
       </w:r>
@@ -355,13 +350,8 @@
       </w:r>
     </w:p>
     <w:p>
-      <w:proofErr w:type="gramStart"/>
-      <w:r>
-        <w:t>Most commonly used</w:t>
-      </w:r>
-      <w:proofErr w:type="gramEnd"/>
-      <w:r>
-        <w:t xml:space="preserve"> for development.</w:t>
+      <w:r>
+        <w:t>Most commonly used for development.</w:t>
       </w:r>
     </w:p>
     <w:p>
@@ -481,13 +471,8 @@
       </w:r>
     </w:p>
     <w:p>
-      <w:proofErr w:type="gramStart"/>
-      <w:r>
-        <w:t>Therefore</w:t>
-      </w:r>
-      <w:proofErr w:type="gramEnd"/>
-      <w:r>
-        <w:t xml:space="preserve"> Kubernetes refused to pull it because we explicitly told it:</w:t>
+      <w:r>
+        <w:t>Therefore Kubernetes refused to pull it because we explicitly told it:</w:t>
       </w:r>
     </w:p>
     <w:p>
@@ -588,18 +573,13 @@
       </w:r>
       <w:proofErr w:type="spellEnd"/>
       <w:r>
-        <w:t xml:space="preserve"> get pods -</w:t>
-      </w:r>
-      <w:proofErr w:type="gramStart"/>
-      <w:r>
-        <w:t xml:space="preserve">n </w:t>
+        <w:t xml:space="preserve"> get pods -n </w:t>
       </w:r>
       <w:proofErr w:type="spellStart"/>
       <w:r>
         <w:t>wealthops</w:t>
       </w:r>
       <w:proofErr w:type="spellEnd"/>
-      <w:proofErr w:type="gramEnd"/>
     </w:p>
     <w:p>
       <w:r>
@@ -614,18 +594,13 @@
       </w:r>
       <w:proofErr w:type="spellEnd"/>
       <w:r>
-        <w:t xml:space="preserve"> describe pod POD_NAME -</w:t>
-      </w:r>
-      <w:proofErr w:type="gramStart"/>
-      <w:r>
-        <w:t xml:space="preserve">n </w:t>
+        <w:t xml:space="preserve"> describe pod POD_NAME -n </w:t>
       </w:r>
       <w:proofErr w:type="spellStart"/>
       <w:r>
         <w:t>wealthops</w:t>
       </w:r>
       <w:proofErr w:type="spellEnd"/>
-      <w:proofErr w:type="gramEnd"/>
     </w:p>
     <w:p>
       <w:r>
@@ -662,18 +637,13 @@
     <w:p/>
     <w:p>
       <w:r>
-        <w:t xml:space="preserve">Issue: </w:t>
-      </w:r>
-      <w:proofErr w:type="gramStart"/>
-      <w:r>
-        <w:t xml:space="preserve">2  </w:t>
+        <w:t xml:space="preserve">Issue: 2  </w:t>
       </w:r>
       <w:proofErr w:type="spellStart"/>
       <w:r>
         <w:t>ImagePullBackOff</w:t>
       </w:r>
       <w:proofErr w:type="spellEnd"/>
-      <w:proofErr w:type="gramEnd"/>
     </w:p>
     <w:p>
       <w:r>
@@ -684,22 +654,10 @@
           <w:b/>
           <w:bCs/>
         </w:rPr>
-        <w:t xml:space="preserve">attempted to pull the </w:t>
-      </w:r>
-      <w:proofErr w:type="gramStart"/>
-      <w:r>
-        <w:rPr>
-          <w:b/>
-          <w:bCs/>
-        </w:rPr>
-        <w:t>image</w:t>
-      </w:r>
-      <w:r>
-        <w:t>, but</w:t>
-      </w:r>
-      <w:proofErr w:type="gramEnd"/>
-      <w:r>
-        <w:t xml:space="preserve"> failed.</w:t>
+        <w:t>attempted to pull the image</w:t>
+      </w:r>
+      <w:r>
+        <w:t>, but failed.</w:t>
       </w:r>
       <w:r>
         <w:t xml:space="preserve"> </w:t>
@@ -715,15 +673,7 @@
     </w:p>
     <w:p>
       <w:r>
-        <w:t xml:space="preserve">Image </w:t>
-      </w:r>
-      <w:proofErr w:type="gramStart"/>
-      <w:r>
-        <w:t>Pull  -</w:t>
-      </w:r>
-      <w:proofErr w:type="gramEnd"/>
-      <w:r>
-        <w:t>&gt; Failed -&gt; Retry -&gt;Wait -&gt; Retry again</w:t>
+        <w:t>Image Pull  -&gt; Failed -&gt; Retry -&gt;Wait -&gt; Retry again</w:t>
       </w:r>
     </w:p>
     <w:p>
@@ -763,15 +713,7 @@
     </w:p>
     <w:p>
       <w:r>
-        <w:t xml:space="preserve">Pull </w:t>
-      </w:r>
-      <w:proofErr w:type="gramStart"/>
-      <w:r>
-        <w:t>Image  -</w:t>
-      </w:r>
-      <w:proofErr w:type="gramEnd"/>
-      <w:r>
-        <w:t>&gt;Amazon ECR -&gt; Authentication Required -&gt; Access Denied</w:t>
+        <w:t>Pull Image  -&gt;Amazon ECR -&gt; Authentication Required -&gt; Access Denied</w:t>
       </w:r>
     </w:p>
     <w:p>
@@ -853,13 +795,8 @@
     </w:p>
     <w:p>
       <w:r>
-        <w:t xml:space="preserve">Now the workflow </w:t>
-      </w:r>
-      <w:proofErr w:type="gramStart"/>
-      <w:r>
-        <w:t>became</w:t>
-      </w:r>
-      <w:proofErr w:type="gramEnd"/>
+        <w:t>Now the workflow became</w:t>
+      </w:r>
     </w:p>
     <w:p>
       <w:r>
@@ -878,23 +815,7 @@
           <w:b/>
           <w:bCs/>
         </w:rPr>
-        <w:t xml:space="preserve">Q. Why </w:t>
-      </w:r>
-      <w:proofErr w:type="gramStart"/>
-      <w:r>
-        <w:rPr>
-          <w:b/>
-          <w:bCs/>
-        </w:rPr>
-        <w:t>does</w:t>
-      </w:r>
-      <w:proofErr w:type="gramEnd"/>
-      <w:r>
-        <w:rPr>
-          <w:b/>
-          <w:bCs/>
-        </w:rPr>
-        <w:t xml:space="preserve"> Kubernetes need </w:t>
+        <w:t xml:space="preserve">Q. Why does Kubernetes need </w:t>
       </w:r>
       <w:proofErr w:type="spellStart"/>
       <w:r>
@@ -1093,13 +1014,26 @@
       </w:r>
     </w:p>
     <w:p>
-      <w:proofErr w:type="gramStart"/>
-      <w:r>
-        <w:t>Docker  -</w:t>
-      </w:r>
-      <w:proofErr w:type="gramEnd"/>
-      <w:r>
-        <w:t>&gt; Receives Temporary Token -&gt; Stores Credentials -&gt; Push succeeds</w:t>
+      <w:proofErr w:type="spellStart"/>
+      <w:r>
+        <w:t>aws</w:t>
+      </w:r>
+      <w:proofErr w:type="spellEnd"/>
+      <w:r>
+        <w:t xml:space="preserve"> </w:t>
+      </w:r>
+      <w:proofErr w:type="spellStart"/>
+      <w:r>
+        <w:t>ecr</w:t>
+      </w:r>
+      <w:proofErr w:type="spellEnd"/>
+      <w:r>
+        <w:t xml:space="preserve"> get-login-password --region us-east-1 | docker login --username AWS --password-stdin 076194732097.dkr.ecr.us-east-1.amazonaws.com</w:t>
+      </w:r>
+    </w:p>
+    <w:p>
+      <w:r>
+        <w:t>Docker  -&gt; Receives Temporary Token -&gt; Stores Credentials -&gt; Push succeeds</w:t>
       </w:r>
     </w:p>
     <w:p>
@@ -1128,23 +1062,7 @@
           <w:b/>
           <w:bCs/>
         </w:rPr>
-        <w:t xml:space="preserve">BUG FIX </w:t>
-      </w:r>
-      <w:proofErr w:type="gramStart"/>
-      <w:r>
-        <w:rPr>
-          <w:b/>
-          <w:bCs/>
-        </w:rPr>
-        <w:t>REPORT: #</w:t>
-      </w:r>
-      <w:proofErr w:type="gramEnd"/>
-      <w:r>
-        <w:rPr>
-          <w:b/>
-          <w:bCs/>
-        </w:rPr>
-        <w:t>04 - PostgreSQL Authentication Failure</w:t>
+        <w:t>BUG FIX REPORT: #04 - PostgreSQL Authentication Failure</w:t>
       </w:r>
     </w:p>
     <w:p>
@@ -1243,7 +1161,6 @@
         <w:t xml:space="preserve"> The database connection URI was refactored from a static string to a dynamic configuration utilizing </w:t>
       </w:r>
       <w:proofErr w:type="spellStart"/>
-      <w:proofErr w:type="gramStart"/>
       <w:r>
         <w:rPr>
           <w:b/>
@@ -1252,7 +1169,6 @@
         <w:t>os.getenv</w:t>
       </w:r>
       <w:proofErr w:type="spellEnd"/>
-      <w:proofErr w:type="gramEnd"/>
       <w:r>
         <w:rPr>
           <w:b/>
@@ -2145,7 +2061,6 @@
   <w:style w:type="character" w:default="1" w:styleId="DefaultParagraphFont">
     <w:name w:val="Default Paragraph Font"/>
     <w:uiPriority w:val="1"/>
-    <w:semiHidden/>
     <w:unhideWhenUsed/>
   </w:style>
   <w:style w:type="table" w:default="1" w:styleId="TableNormal">

--- a/docs/🚀 Project Name.docx
+++ b/docs/🚀 Project Name.docx
@@ -104,6 +104,69 @@
           <w:szCs w:val="40"/>
         </w:rPr>
       </w:pPr>
+      <w:r>
+        <w:rPr>
+          <w:sz w:val="40"/>
+          <w:szCs w:val="40"/>
+        </w:rPr>
+        <w:t xml:space="preserve">I developed a containerized Flask portfolio application with PostgreSQL and </w:t>
+      </w:r>
+      <w:proofErr w:type="spellStart"/>
+      <w:r>
+        <w:rPr>
+          <w:sz w:val="40"/>
+          <w:szCs w:val="40"/>
+        </w:rPr>
+        <w:t>Upstox</w:t>
+      </w:r>
+      <w:proofErr w:type="spellEnd"/>
+      <w:r>
+        <w:rPr>
+          <w:sz w:val="40"/>
+          <w:szCs w:val="40"/>
+        </w:rPr>
+        <w:t xml:space="preserve"> API integration. I implemented a Kubernetes-based deployment with Deployments, Services, persistent storage and NGINX Ingress with TLS. Container images are stored </w:t>
+      </w:r>
+      <w:proofErr w:type="gramStart"/>
+      <w:r>
+        <w:rPr>
+          <w:sz w:val="40"/>
+          <w:szCs w:val="40"/>
+        </w:rPr>
+        <w:t>in</w:t>
+      </w:r>
+      <w:proofErr w:type="gramEnd"/>
+      <w:r>
+        <w:rPr>
+          <w:sz w:val="40"/>
+          <w:szCs w:val="40"/>
+        </w:rPr>
+        <w:t xml:space="preserve"> Amazon ECR. I separated configuration using </w:t>
+      </w:r>
+      <w:proofErr w:type="spellStart"/>
+      <w:r>
+        <w:rPr>
+          <w:sz w:val="40"/>
+          <w:szCs w:val="40"/>
+        </w:rPr>
+        <w:t>ConfigMaps</w:t>
+      </w:r>
+      <w:proofErr w:type="spellEnd"/>
+      <w:r>
+        <w:rPr>
+          <w:sz w:val="40"/>
+          <w:szCs w:val="40"/>
+        </w:rPr>
+        <w:t xml:space="preserve"> and sensitive credentials using external secret management. I implemented Kubernetes health probes, resource management, autoscaling, RBAC and network policies, then deployed the architecture to Amazon EKS using Terraform. CI/CD automates image builds, ECR publishing and </w:t>
+      </w:r>
+      <w:r>
+        <w:rPr>
+          <w:sz w:val="40"/>
+          <w:szCs w:val="40"/>
+        </w:rPr>
+        <w:lastRenderedPageBreak/>
+        <w:t>Kubernetes deployments, with Prometheus/Grafana for observability."</w:t>
+      </w:r>
     </w:p>
     <w:p>
       <w:pPr>
@@ -185,9 +248,14 @@
       </w:r>
       <w:proofErr w:type="spellStart"/>
       <w:r>
-        <w:t>wealthops-wealthops:latest</w:t>
-      </w:r>
-      <w:proofErr w:type="spellEnd"/>
+        <w:t>wealthops-</w:t>
+      </w:r>
+      <w:proofErr w:type="gramStart"/>
+      <w:r>
+        <w:t>wealthops:latest</w:t>
+      </w:r>
+      <w:proofErr w:type="spellEnd"/>
+      <w:proofErr w:type="gramEnd"/>
       <w:r>
         <w:t>" is not present with pull policy of Never</w:t>
       </w:r>
@@ -244,7 +312,6 @@
     </w:p>
     <w:p>
       <w:r>
-        <w:lastRenderedPageBreak/>
         <w:t>"Do NOT download this image. I guarantee it already exists on this node."</w:t>
       </w:r>
     </w:p>
@@ -350,8 +417,14 @@
       </w:r>
     </w:p>
     <w:p>
-      <w:r>
-        <w:t>Most commonly used for development.</w:t>
+      <w:proofErr w:type="gramStart"/>
+      <w:r>
+        <w:lastRenderedPageBreak/>
+        <w:t>Most commonly used</w:t>
+      </w:r>
+      <w:proofErr w:type="gramEnd"/>
+      <w:r>
+        <w:t xml:space="preserve"> for development.</w:t>
       </w:r>
     </w:p>
     <w:p>
@@ -471,8 +544,13 @@
       </w:r>
     </w:p>
     <w:p>
-      <w:r>
-        <w:t>Therefore Kubernetes refused to pull it because we explicitly told it:</w:t>
+      <w:proofErr w:type="gramStart"/>
+      <w:r>
+        <w:t>Therefore</w:t>
+      </w:r>
+      <w:proofErr w:type="gramEnd"/>
+      <w:r>
+        <w:t xml:space="preserve"> Kubernetes refused to pull it because we explicitly told it:</w:t>
       </w:r>
     </w:p>
     <w:p>
@@ -482,7 +560,6 @@
     </w:p>
     <w:p>
       <w:r>
-        <w:lastRenderedPageBreak/>
         <w:pict w14:anchorId="5488E1F9">
           <v:rect id="_x0000_i1030" style="width:0;height:1.5pt" o:hralign="center" o:hrstd="t" o:hr="t" fillcolor="#a0a0a0" stroked="f"/>
         </w:pict>
@@ -573,16 +650,22 @@
       </w:r>
       <w:proofErr w:type="spellEnd"/>
       <w:r>
-        <w:t xml:space="preserve"> get pods -n </w:t>
+        <w:t xml:space="preserve"> get pods -</w:t>
+      </w:r>
+      <w:proofErr w:type="gramStart"/>
+      <w:r>
+        <w:t xml:space="preserve">n </w:t>
       </w:r>
       <w:proofErr w:type="spellStart"/>
       <w:r>
         <w:t>wealthops</w:t>
       </w:r>
       <w:proofErr w:type="spellEnd"/>
-    </w:p>
-    <w:p>
-      <w:r>
+      <w:proofErr w:type="gramEnd"/>
+    </w:p>
+    <w:p>
+      <w:r>
+        <w:lastRenderedPageBreak/>
         <w:t>Describe pod</w:t>
       </w:r>
       <w:r>
@@ -594,13 +677,18 @@
       </w:r>
       <w:proofErr w:type="spellEnd"/>
       <w:r>
-        <w:t xml:space="preserve"> describe pod POD_NAME -n </w:t>
+        <w:t xml:space="preserve"> describe pod POD_NAME -</w:t>
+      </w:r>
+      <w:proofErr w:type="gramStart"/>
+      <w:r>
+        <w:t xml:space="preserve">n </w:t>
       </w:r>
       <w:proofErr w:type="spellStart"/>
       <w:r>
         <w:t>wealthops</w:t>
       </w:r>
       <w:proofErr w:type="spellEnd"/>
+      <w:proofErr w:type="gramEnd"/>
     </w:p>
     <w:p>
       <w:r>
@@ -637,13 +725,18 @@
     <w:p/>
     <w:p>
       <w:r>
-        <w:t xml:space="preserve">Issue: 2  </w:t>
+        <w:t xml:space="preserve">Issue: </w:t>
+      </w:r>
+      <w:proofErr w:type="gramStart"/>
+      <w:r>
+        <w:t xml:space="preserve">2  </w:t>
       </w:r>
       <w:proofErr w:type="spellStart"/>
       <w:r>
         <w:t>ImagePullBackOff</w:t>
       </w:r>
       <w:proofErr w:type="spellEnd"/>
+      <w:proofErr w:type="gramEnd"/>
     </w:p>
     <w:p>
       <w:r>
@@ -654,10 +747,22 @@
           <w:b/>
           <w:bCs/>
         </w:rPr>
-        <w:t>attempted to pull the image</w:t>
-      </w:r>
-      <w:r>
-        <w:t>, but failed.</w:t>
+        <w:t xml:space="preserve">attempted to pull the </w:t>
+      </w:r>
+      <w:proofErr w:type="gramStart"/>
+      <w:r>
+        <w:rPr>
+          <w:b/>
+          <w:bCs/>
+        </w:rPr>
+        <w:t>image</w:t>
+      </w:r>
+      <w:r>
+        <w:t>, but</w:t>
+      </w:r>
+      <w:proofErr w:type="gramEnd"/>
+      <w:r>
+        <w:t xml:space="preserve"> failed.</w:t>
       </w:r>
       <w:r>
         <w:t xml:space="preserve"> </w:t>
@@ -673,7 +778,15 @@
     </w:p>
     <w:p>
       <w:r>
-        <w:t>Image Pull  -&gt; Failed -&gt; Retry -&gt;Wait -&gt; Retry again</w:t>
+        <w:t xml:space="preserve">Image </w:t>
+      </w:r>
+      <w:proofErr w:type="gramStart"/>
+      <w:r>
+        <w:t>Pull  -</w:t>
+      </w:r>
+      <w:proofErr w:type="gramEnd"/>
+      <w:r>
+        <w:t>&gt; Failed -&gt; Retry -&gt;Wait -&gt; Retry again</w:t>
       </w:r>
     </w:p>
     <w:p>
@@ -713,129 +826,158 @@
     </w:p>
     <w:p>
       <w:r>
-        <w:t>Pull Image  -&gt;Amazon ECR -&gt; Authentication Required -&gt; Access Denied</w:t>
+        <w:t xml:space="preserve">Pull </w:t>
+      </w:r>
+      <w:proofErr w:type="gramStart"/>
+      <w:r>
+        <w:t>Image  -</w:t>
+      </w:r>
+      <w:proofErr w:type="gramEnd"/>
+      <w:r>
+        <w:t>&gt;Amazon ECR -&gt; Authentication Required -&gt; Access Denied</w:t>
+      </w:r>
+    </w:p>
+    <w:p>
+      <w:r>
+        <w:t>Since Kubernetes had no credentials, ECR rejected the request</w:t>
+      </w:r>
+    </w:p>
+    <w:p>
+      <w:pPr>
+        <w:rPr>
+          <w:b/>
+          <w:bCs/>
+        </w:rPr>
+      </w:pPr>
+      <w:r>
+        <w:rPr>
+          <w:b/>
+          <w:bCs/>
+        </w:rPr>
+        <w:t>Resolution</w:t>
+      </w:r>
+    </w:p>
+    <w:p>
+      <w:r>
+        <w:t>Created a Kubernetes Docker Registry Secret.</w:t>
+      </w:r>
+    </w:p>
+    <w:p>
+      <w:proofErr w:type="spellStart"/>
+      <w:r>
+        <w:t>kubectl</w:t>
+      </w:r>
+      <w:proofErr w:type="spellEnd"/>
+      <w:r>
+        <w:t xml:space="preserve"> create secret docker-registry </w:t>
+      </w:r>
+      <w:proofErr w:type="spellStart"/>
+      <w:r>
+        <w:t>ecr</w:t>
+      </w:r>
+      <w:proofErr w:type="spellEnd"/>
+      <w:r>
+        <w:t>-secret</w:t>
+      </w:r>
+    </w:p>
+    <w:p>
+      <w:r>
+        <w:t>Added</w:t>
+      </w:r>
+    </w:p>
+    <w:p>
+      <w:proofErr w:type="spellStart"/>
+      <w:r>
+        <w:t>imagePullSecrets</w:t>
+      </w:r>
+      <w:proofErr w:type="spellEnd"/>
+      <w:r>
+        <w:t>:</w:t>
+      </w:r>
+    </w:p>
+    <w:p>
+      <w:r>
+        <w:t xml:space="preserve">- name: </w:t>
+      </w:r>
+      <w:proofErr w:type="spellStart"/>
+      <w:r>
+        <w:t>ecr</w:t>
+      </w:r>
+      <w:proofErr w:type="spellEnd"/>
+      <w:r>
+        <w:t>-secret</w:t>
+      </w:r>
+    </w:p>
+    <w:p>
+      <w:r>
+        <w:t>inside Deployment.</w:t>
+      </w:r>
+    </w:p>
+    <w:p>
+      <w:r>
+        <w:t xml:space="preserve">Now the workflow </w:t>
+      </w:r>
+      <w:proofErr w:type="gramStart"/>
+      <w:r>
+        <w:t>became</w:t>
+      </w:r>
+      <w:proofErr w:type="gramEnd"/>
+    </w:p>
+    <w:p>
+      <w:r>
+        <w:t>Pod -&gt; Reads Secret -&gt; Authenticates to ECR -&gt;Downloads Image -&gt; Starts Container</w:t>
+      </w:r>
+    </w:p>
+    <w:p>
+      <w:pPr>
+        <w:rPr>
+          <w:b/>
+          <w:bCs/>
+        </w:rPr>
+      </w:pPr>
+      <w:r>
+        <w:rPr>
+          <w:b/>
+          <w:bCs/>
+        </w:rPr>
+        <w:t xml:space="preserve">Q. Why </w:t>
+      </w:r>
+      <w:proofErr w:type="gramStart"/>
+      <w:r>
+        <w:rPr>
+          <w:b/>
+          <w:bCs/>
+        </w:rPr>
+        <w:t>does</w:t>
+      </w:r>
+      <w:proofErr w:type="gramEnd"/>
+      <w:r>
+        <w:rPr>
+          <w:b/>
+          <w:bCs/>
+        </w:rPr>
+        <w:t xml:space="preserve"> Kubernetes need </w:t>
+      </w:r>
+      <w:proofErr w:type="spellStart"/>
+      <w:r>
+        <w:rPr>
+          <w:b/>
+          <w:bCs/>
+        </w:rPr>
+        <w:t>imagePullSecrets</w:t>
+      </w:r>
+      <w:proofErr w:type="spellEnd"/>
+      <w:r>
+        <w:rPr>
+          <w:b/>
+          <w:bCs/>
+        </w:rPr>
+        <w:t>?</w:t>
       </w:r>
     </w:p>
     <w:p>
       <w:r>
         <w:lastRenderedPageBreak/>
-        <w:t>Since Kubernetes had no credentials, ECR rejected the request</w:t>
-      </w:r>
-    </w:p>
-    <w:p>
-      <w:pPr>
-        <w:rPr>
-          <w:b/>
-          <w:bCs/>
-        </w:rPr>
-      </w:pPr>
-      <w:r>
-        <w:rPr>
-          <w:b/>
-          <w:bCs/>
-        </w:rPr>
-        <w:t>Resolution</w:t>
-      </w:r>
-    </w:p>
-    <w:p>
-      <w:r>
-        <w:t>Created a Kubernetes Docker Registry Secret.</w:t>
-      </w:r>
-    </w:p>
-    <w:p>
-      <w:proofErr w:type="spellStart"/>
-      <w:r>
-        <w:t>kubectl</w:t>
-      </w:r>
-      <w:proofErr w:type="spellEnd"/>
-      <w:r>
-        <w:t xml:space="preserve"> create secret docker-registry </w:t>
-      </w:r>
-      <w:proofErr w:type="spellStart"/>
-      <w:r>
-        <w:t>ecr</w:t>
-      </w:r>
-      <w:proofErr w:type="spellEnd"/>
-      <w:r>
-        <w:t>-secret</w:t>
-      </w:r>
-    </w:p>
-    <w:p>
-      <w:r>
-        <w:t>Added</w:t>
-      </w:r>
-    </w:p>
-    <w:p>
-      <w:proofErr w:type="spellStart"/>
-      <w:r>
-        <w:t>imagePullSecrets</w:t>
-      </w:r>
-      <w:proofErr w:type="spellEnd"/>
-      <w:r>
-        <w:t>:</w:t>
-      </w:r>
-    </w:p>
-    <w:p>
-      <w:r>
-        <w:t xml:space="preserve">- name: </w:t>
-      </w:r>
-      <w:proofErr w:type="spellStart"/>
-      <w:r>
-        <w:t>ecr</w:t>
-      </w:r>
-      <w:proofErr w:type="spellEnd"/>
-      <w:r>
-        <w:t>-secret</w:t>
-      </w:r>
-    </w:p>
-    <w:p>
-      <w:r>
-        <w:t>inside Deployment.</w:t>
-      </w:r>
-    </w:p>
-    <w:p>
-      <w:r>
-        <w:t>Now the workflow became</w:t>
-      </w:r>
-    </w:p>
-    <w:p>
-      <w:r>
-        <w:t>Pod -&gt; Reads Secret -&gt; Authenticates to ECR -&gt;Downloads Image -&gt; Starts Container</w:t>
-      </w:r>
-    </w:p>
-    <w:p>
-      <w:pPr>
-        <w:rPr>
-          <w:b/>
-          <w:bCs/>
-        </w:rPr>
-      </w:pPr>
-      <w:r>
-        <w:rPr>
-          <w:b/>
-          <w:bCs/>
-        </w:rPr>
-        <w:t xml:space="preserve">Q. Why does Kubernetes need </w:t>
-      </w:r>
-      <w:proofErr w:type="spellStart"/>
-      <w:r>
-        <w:rPr>
-          <w:b/>
-          <w:bCs/>
-        </w:rPr>
-        <w:t>imagePullSecrets</w:t>
-      </w:r>
-      <w:proofErr w:type="spellEnd"/>
-      <w:r>
-        <w:rPr>
-          <w:b/>
-          <w:bCs/>
-        </w:rPr>
-        <w:t>?</w:t>
-      </w:r>
-    </w:p>
-    <w:p>
-      <w:r>
         <w:t>Because Kubernetes itself does not automatically inherit Docker CLI credentials. It needs a Kubernetes Secret containing registry authentication details.</w:t>
       </w:r>
     </w:p>
@@ -982,7 +1124,6 @@
     <w:p>
       <w:proofErr w:type="spellStart"/>
       <w:r>
-        <w:lastRenderedPageBreak/>
         <w:t>aws</w:t>
       </w:r>
       <w:proofErr w:type="spellEnd"/>
@@ -1032,8 +1173,13 @@
       </w:r>
     </w:p>
     <w:p>
-      <w:r>
-        <w:t>Docker  -&gt; Receives Temporary Token -&gt; Stores Credentials -&gt; Push succeeds</w:t>
+      <w:proofErr w:type="gramStart"/>
+      <w:r>
+        <w:t>Docker  -</w:t>
+      </w:r>
+      <w:proofErr w:type="gramEnd"/>
+      <w:r>
+        <w:t>&gt; Receives Temporary Token -&gt; Stores Credentials -&gt; Push succeeds</w:t>
       </w:r>
     </w:p>
     <w:p>
@@ -1062,7 +1208,23 @@
           <w:b/>
           <w:bCs/>
         </w:rPr>
-        <w:t>BUG FIX REPORT: #04 - PostgreSQL Authentication Failure</w:t>
+        <w:t xml:space="preserve">BUG FIX </w:t>
+      </w:r>
+      <w:proofErr w:type="gramStart"/>
+      <w:r>
+        <w:rPr>
+          <w:b/>
+          <w:bCs/>
+        </w:rPr>
+        <w:t>REPORT: #</w:t>
+      </w:r>
+      <w:proofErr w:type="gramEnd"/>
+      <w:r>
+        <w:rPr>
+          <w:b/>
+          <w:bCs/>
+        </w:rPr>
+        <w:t>04 - PostgreSQL Authentication Failure</w:t>
       </w:r>
     </w:p>
     <w:p>
@@ -1077,6 +1239,7 @@
           <w:b/>
           <w:bCs/>
         </w:rPr>
+        <w:lastRenderedPageBreak/>
         <w:t>Problem Statement:</w:t>
       </w:r>
       <w:r>
@@ -1161,6 +1324,7 @@
         <w:t xml:space="preserve"> The database connection URI was refactored from a static string to a dynamic configuration utilizing </w:t>
       </w:r>
       <w:proofErr w:type="spellStart"/>
+      <w:proofErr w:type="gramStart"/>
       <w:r>
         <w:rPr>
           <w:b/>
@@ -1169,6 +1333,7 @@
         <w:t>os.getenv</w:t>
       </w:r>
       <w:proofErr w:type="spellEnd"/>
+      <w:proofErr w:type="gramEnd"/>
       <w:r>
         <w:rPr>
           <w:b/>
@@ -1198,6 +1363,2265 @@
           <w:szCs w:val="40"/>
         </w:rPr>
       </w:pPr>
+      <w:r>
+        <w:rPr>
+          <w:sz w:val="40"/>
+          <w:szCs w:val="40"/>
+        </w:rPr>
+        <w:t xml:space="preserve">Ingress explanation in our </w:t>
+      </w:r>
+      <w:proofErr w:type="spellStart"/>
+      <w:r>
+        <w:rPr>
+          <w:sz w:val="40"/>
+          <w:szCs w:val="40"/>
+        </w:rPr>
+        <w:t>wealthops</w:t>
+      </w:r>
+      <w:proofErr w:type="spellEnd"/>
+      <w:r>
+        <w:rPr>
+          <w:sz w:val="40"/>
+          <w:szCs w:val="40"/>
+        </w:rPr>
+        <w:t xml:space="preserve"> project:</w:t>
+      </w:r>
+    </w:p>
+    <w:p>
+      <w:pPr>
+        <w:rPr>
+          <w:b/>
+          <w:bCs/>
+          <w:sz w:val="40"/>
+          <w:szCs w:val="40"/>
+        </w:rPr>
+      </w:pPr>
+      <w:r>
+        <w:rPr>
+          <w:sz w:val="40"/>
+          <w:szCs w:val="40"/>
+        </w:rPr>
+        <w:br/>
+      </w:r>
+      <w:r>
+        <w:rPr>
+          <w:b/>
+          <w:bCs/>
+          <w:sz w:val="40"/>
+          <w:szCs w:val="40"/>
+        </w:rPr>
+        <w:t>The core confusion to clear up first: namespaces are just folders, not walls</w:t>
+      </w:r>
+    </w:p>
+    <w:p>
+      <w:pPr>
+        <w:rPr>
+          <w:sz w:val="40"/>
+          <w:szCs w:val="40"/>
+        </w:rPr>
+      </w:pPr>
+      <w:r>
+        <w:rPr>
+          <w:sz w:val="40"/>
+          <w:szCs w:val="40"/>
+        </w:rPr>
+        <w:t xml:space="preserve">A </w:t>
+      </w:r>
+      <w:r>
+        <w:rPr>
+          <w:b/>
+          <w:bCs/>
+          <w:sz w:val="40"/>
+          <w:szCs w:val="40"/>
+        </w:rPr>
+        <w:t>namespace</w:t>
+      </w:r>
+      <w:r>
+        <w:rPr>
+          <w:sz w:val="40"/>
+          <w:szCs w:val="40"/>
+        </w:rPr>
+        <w:t xml:space="preserve"> in Kubernetes is like a folder on your computer — it's a way to organize and separate resources by name, </w:t>
+      </w:r>
+      <w:r>
+        <w:rPr>
+          <w:b/>
+          <w:bCs/>
+          <w:sz w:val="40"/>
+          <w:szCs w:val="40"/>
+        </w:rPr>
+        <w:t>not</w:t>
+      </w:r>
+      <w:r>
+        <w:rPr>
+          <w:sz w:val="40"/>
+          <w:szCs w:val="40"/>
+        </w:rPr>
+        <w:t xml:space="preserve"> a network boundary that blocks traffic. Two namespaces can absolutely talk to each other. So:</w:t>
+      </w:r>
+    </w:p>
+    <w:p>
+      <w:pPr>
+        <w:numPr>
+          <w:ilvl w:val="0"/>
+          <w:numId w:val="3"/>
+        </w:numPr>
+        <w:rPr>
+          <w:sz w:val="40"/>
+          <w:szCs w:val="40"/>
+        </w:rPr>
+      </w:pPr>
+      <w:r>
+        <w:rPr>
+          <w:sz w:val="40"/>
+          <w:szCs w:val="40"/>
+        </w:rPr>
+        <w:lastRenderedPageBreak/>
+        <w:t xml:space="preserve">ingress-nginx namespace = "folder" containing the </w:t>
+      </w:r>
+      <w:r>
+        <w:rPr>
+          <w:b/>
+          <w:bCs/>
+          <w:sz w:val="40"/>
+          <w:szCs w:val="40"/>
+        </w:rPr>
+        <w:t>Ingress Controller</w:t>
+      </w:r>
+      <w:r>
+        <w:rPr>
+          <w:sz w:val="40"/>
+          <w:szCs w:val="40"/>
+        </w:rPr>
+        <w:t xml:space="preserve"> (the actual program doing traffic routing)</w:t>
+      </w:r>
+    </w:p>
+    <w:p>
+      <w:pPr>
+        <w:numPr>
+          <w:ilvl w:val="0"/>
+          <w:numId w:val="3"/>
+        </w:numPr>
+        <w:rPr>
+          <w:sz w:val="40"/>
+          <w:szCs w:val="40"/>
+        </w:rPr>
+      </w:pPr>
+      <w:proofErr w:type="spellStart"/>
+      <w:r>
+        <w:rPr>
+          <w:sz w:val="40"/>
+          <w:szCs w:val="40"/>
+        </w:rPr>
+        <w:t>wealthops</w:t>
+      </w:r>
+      <w:proofErr w:type="spellEnd"/>
+      <w:r>
+        <w:rPr>
+          <w:sz w:val="40"/>
+          <w:szCs w:val="40"/>
+        </w:rPr>
+        <w:t xml:space="preserve"> namespace = "folder" containing your </w:t>
+      </w:r>
+      <w:r>
+        <w:rPr>
+          <w:b/>
+          <w:bCs/>
+          <w:sz w:val="40"/>
+          <w:szCs w:val="40"/>
+        </w:rPr>
+        <w:t>app's Pod, Service, and Ingress resource</w:t>
+      </w:r>
+    </w:p>
+    <w:tbl>
+      <w:tblPr>
+        <w:tblW w:w="0" w:type="auto"/>
+        <w:tblCellSpacing w:w="15" w:type="dxa"/>
+        <w:tblCellMar>
+          <w:top w:w="15" w:type="dxa"/>
+          <w:left w:w="15" w:type="dxa"/>
+          <w:bottom w:w="15" w:type="dxa"/>
+          <w:right w:w="15" w:type="dxa"/>
+        </w:tblCellMar>
+        <w:tblLook w:val="04A0" w:firstRow="1" w:lastRow="0" w:firstColumn="1" w:lastColumn="0" w:noHBand="0" w:noVBand="1"/>
+      </w:tblPr>
+      <w:tblGrid>
+        <w:gridCol w:w="2955"/>
+        <w:gridCol w:w="6405"/>
+      </w:tblGrid>
+      <w:tr>
+        <w:trPr>
+          <w:tblHeader/>
+          <w:tblCellSpacing w:w="15" w:type="dxa"/>
+        </w:trPr>
+        <w:tc>
+          <w:tcPr>
+            <w:tcW w:w="0" w:type="auto"/>
+            <w:vAlign w:val="center"/>
+            <w:hideMark/>
+          </w:tcPr>
+          <w:p>
+            <w:pPr>
+              <w:rPr>
+                <w:b/>
+                <w:bCs/>
+                <w:sz w:val="40"/>
+                <w:szCs w:val="40"/>
+              </w:rPr>
+            </w:pPr>
+            <w:r>
+              <w:rPr>
+                <w:b/>
+                <w:bCs/>
+                <w:sz w:val="40"/>
+                <w:szCs w:val="40"/>
+              </w:rPr>
+              <w:t>Term</w:t>
+            </w:r>
+          </w:p>
+        </w:tc>
+        <w:tc>
+          <w:tcPr>
+            <w:tcW w:w="0" w:type="auto"/>
+            <w:vAlign w:val="center"/>
+            <w:hideMark/>
+          </w:tcPr>
+          <w:p>
+            <w:pPr>
+              <w:rPr>
+                <w:b/>
+                <w:bCs/>
+                <w:sz w:val="40"/>
+                <w:szCs w:val="40"/>
+              </w:rPr>
+            </w:pPr>
+            <w:r>
+              <w:rPr>
+                <w:b/>
+                <w:bCs/>
+                <w:sz w:val="40"/>
+                <w:szCs w:val="40"/>
+              </w:rPr>
+              <w:t xml:space="preserve">What it </w:t>
+            </w:r>
+            <w:proofErr w:type="gramStart"/>
+            <w:r>
+              <w:rPr>
+                <w:b/>
+                <w:bCs/>
+                <w:sz w:val="40"/>
+                <w:szCs w:val="40"/>
+              </w:rPr>
+              <w:t>actually is</w:t>
+            </w:r>
+            <w:proofErr w:type="gramEnd"/>
+          </w:p>
+        </w:tc>
+      </w:tr>
+      <w:tr>
+        <w:trPr>
+          <w:tblCellSpacing w:w="15" w:type="dxa"/>
+        </w:trPr>
+        <w:tc>
+          <w:tcPr>
+            <w:tcW w:w="0" w:type="auto"/>
+            <w:vAlign w:val="center"/>
+            <w:hideMark/>
+          </w:tcPr>
+          <w:p>
+            <w:pPr>
+              <w:rPr>
+                <w:sz w:val="40"/>
+                <w:szCs w:val="40"/>
+              </w:rPr>
+            </w:pPr>
+            <w:r>
+              <w:rPr>
+                <w:b/>
+                <w:bCs/>
+                <w:sz w:val="40"/>
+                <w:szCs w:val="40"/>
+              </w:rPr>
+              <w:t>Ingress Controller</w:t>
+            </w:r>
+          </w:p>
+        </w:tc>
+        <w:tc>
+          <w:tcPr>
+            <w:tcW w:w="0" w:type="auto"/>
+            <w:vAlign w:val="center"/>
+            <w:hideMark/>
+          </w:tcPr>
+          <w:p>
+            <w:pPr>
+              <w:rPr>
+                <w:sz w:val="40"/>
+                <w:szCs w:val="40"/>
+              </w:rPr>
+            </w:pPr>
+            <w:r>
+              <w:rPr>
+                <w:sz w:val="40"/>
+                <w:szCs w:val="40"/>
+              </w:rPr>
+              <w:t xml:space="preserve">An actual running </w:t>
+            </w:r>
+            <w:r>
+              <w:rPr>
+                <w:b/>
+                <w:bCs/>
+                <w:sz w:val="40"/>
+                <w:szCs w:val="40"/>
+              </w:rPr>
+              <w:t>program</w:t>
+            </w:r>
+            <w:r>
+              <w:rPr>
+                <w:sz w:val="40"/>
+                <w:szCs w:val="40"/>
+              </w:rPr>
+              <w:t xml:space="preserve"> (a </w:t>
+            </w:r>
+            <w:proofErr w:type="gramStart"/>
+            <w:r>
+              <w:rPr>
+                <w:sz w:val="40"/>
+                <w:szCs w:val="40"/>
+              </w:rPr>
+              <w:t>Pod) —</w:t>
+            </w:r>
+            <w:proofErr w:type="gramEnd"/>
+            <w:r>
+              <w:rPr>
+                <w:sz w:val="40"/>
+                <w:szCs w:val="40"/>
+              </w:rPr>
+              <w:t xml:space="preserve"> in your case, NGINX — whose job is to listen for incoming HTTP/HTTPS traffic and decide where to send it. Lives in ingress-nginx namespace.</w:t>
+            </w:r>
+          </w:p>
+        </w:tc>
+      </w:tr>
+      <w:tr>
+        <w:trPr>
+          <w:tblCellSpacing w:w="15" w:type="dxa"/>
+        </w:trPr>
+        <w:tc>
+          <w:tcPr>
+            <w:tcW w:w="0" w:type="auto"/>
+            <w:vAlign w:val="center"/>
+            <w:hideMark/>
+          </w:tcPr>
+          <w:p>
+            <w:pPr>
+              <w:rPr>
+                <w:sz w:val="40"/>
+                <w:szCs w:val="40"/>
+              </w:rPr>
+            </w:pPr>
+            <w:r>
+              <w:rPr>
+                <w:b/>
+                <w:bCs/>
+                <w:sz w:val="40"/>
+                <w:szCs w:val="40"/>
+              </w:rPr>
+              <w:t>Ingress resource</w:t>
+            </w:r>
+            <w:r>
+              <w:rPr>
+                <w:sz w:val="40"/>
+                <w:szCs w:val="40"/>
+              </w:rPr>
+              <w:t xml:space="preserve"> (</w:t>
+            </w:r>
+            <w:proofErr w:type="spellStart"/>
+            <w:r>
+              <w:rPr>
+                <w:sz w:val="40"/>
+                <w:szCs w:val="40"/>
+              </w:rPr>
+              <w:t>wealthops-</w:t>
+            </w:r>
+            <w:proofErr w:type="gramStart"/>
+            <w:r>
+              <w:rPr>
+                <w:sz w:val="40"/>
+                <w:szCs w:val="40"/>
+              </w:rPr>
+              <w:t>ingress.yaml</w:t>
+            </w:r>
+            <w:proofErr w:type="spellEnd"/>
+            <w:proofErr w:type="gramEnd"/>
+            <w:r>
+              <w:rPr>
+                <w:sz w:val="40"/>
+                <w:szCs w:val="40"/>
+              </w:rPr>
+              <w:t>)</w:t>
+            </w:r>
+          </w:p>
+        </w:tc>
+        <w:tc>
+          <w:tcPr>
+            <w:tcW w:w="0" w:type="auto"/>
+            <w:vAlign w:val="center"/>
+            <w:hideMark/>
+          </w:tcPr>
+          <w:p>
+            <w:pPr>
+              <w:rPr>
+                <w:sz w:val="40"/>
+                <w:szCs w:val="40"/>
+              </w:rPr>
+            </w:pPr>
+            <w:r>
+              <w:rPr>
+                <w:sz w:val="40"/>
+                <w:szCs w:val="40"/>
+              </w:rPr>
+              <w:t xml:space="preserve">Not a program — just a </w:t>
+            </w:r>
+            <w:r>
+              <w:rPr>
+                <w:b/>
+                <w:bCs/>
+                <w:sz w:val="40"/>
+                <w:szCs w:val="40"/>
+              </w:rPr>
+              <w:t>rulebook/config file</w:t>
+            </w:r>
+            <w:r>
+              <w:rPr>
+                <w:sz w:val="40"/>
+                <w:szCs w:val="40"/>
+              </w:rPr>
+              <w:t xml:space="preserve"> you apply with </w:t>
+            </w:r>
+            <w:proofErr w:type="spellStart"/>
+            <w:r>
+              <w:rPr>
+                <w:sz w:val="40"/>
+                <w:szCs w:val="40"/>
+              </w:rPr>
+              <w:t>kubectl</w:t>
+            </w:r>
+            <w:proofErr w:type="spellEnd"/>
+            <w:r>
+              <w:rPr>
+                <w:sz w:val="40"/>
+                <w:szCs w:val="40"/>
+              </w:rPr>
+              <w:t xml:space="preserve"> apply. It </w:t>
+            </w:r>
+            <w:proofErr w:type="gramStart"/>
+            <w:r>
+              <w:rPr>
+                <w:sz w:val="40"/>
+                <w:szCs w:val="40"/>
+              </w:rPr>
+              <w:t>says</w:t>
+            </w:r>
+            <w:proofErr w:type="gramEnd"/>
+            <w:r>
+              <w:rPr>
+                <w:sz w:val="40"/>
+                <w:szCs w:val="40"/>
+              </w:rPr>
+              <w:t xml:space="preserve"> "if someone asks for </w:t>
+            </w:r>
+            <w:proofErr w:type="spellStart"/>
+            <w:proofErr w:type="gramStart"/>
+            <w:r>
+              <w:rPr>
+                <w:sz w:val="40"/>
+                <w:szCs w:val="40"/>
+              </w:rPr>
+              <w:t>wealthops.local</w:t>
+            </w:r>
+            <w:proofErr w:type="spellEnd"/>
+            <w:proofErr w:type="gramEnd"/>
+            <w:r>
+              <w:rPr>
+                <w:sz w:val="40"/>
+                <w:szCs w:val="40"/>
+              </w:rPr>
+              <w:t xml:space="preserve">, send them to Service </w:t>
+            </w:r>
+            <w:proofErr w:type="spellStart"/>
+            <w:r>
+              <w:rPr>
+                <w:sz w:val="40"/>
+                <w:szCs w:val="40"/>
+              </w:rPr>
+              <w:t>wealthops</w:t>
+            </w:r>
+            <w:proofErr w:type="spellEnd"/>
+            <w:r>
+              <w:rPr>
+                <w:sz w:val="40"/>
+                <w:szCs w:val="40"/>
+              </w:rPr>
+              <w:t xml:space="preserve"> on port 5000." It does nothing by itself — it only works because the Controller is watching for these rulebooks.</w:t>
+            </w:r>
+          </w:p>
+        </w:tc>
+      </w:tr>
+      <w:tr>
+        <w:trPr>
+          <w:tblCellSpacing w:w="15" w:type="dxa"/>
+        </w:trPr>
+        <w:tc>
+          <w:tcPr>
+            <w:tcW w:w="0" w:type="auto"/>
+            <w:vAlign w:val="center"/>
+            <w:hideMark/>
+          </w:tcPr>
+          <w:p>
+            <w:pPr>
+              <w:rPr>
+                <w:sz w:val="40"/>
+                <w:szCs w:val="40"/>
+              </w:rPr>
+            </w:pPr>
+            <w:r>
+              <w:rPr>
+                <w:b/>
+                <w:bCs/>
+                <w:sz w:val="40"/>
+                <w:szCs w:val="40"/>
+              </w:rPr>
+              <w:lastRenderedPageBreak/>
+              <w:t>Service</w:t>
+            </w:r>
+            <w:r>
+              <w:rPr>
+                <w:sz w:val="40"/>
+                <w:szCs w:val="40"/>
+              </w:rPr>
+              <w:t xml:space="preserve"> (</w:t>
+            </w:r>
+            <w:proofErr w:type="spellStart"/>
+            <w:r>
+              <w:rPr>
+                <w:sz w:val="40"/>
+                <w:szCs w:val="40"/>
+              </w:rPr>
+              <w:t>wealthops</w:t>
+            </w:r>
+            <w:proofErr w:type="spellEnd"/>
+            <w:r>
+              <w:rPr>
+                <w:sz w:val="40"/>
+                <w:szCs w:val="40"/>
+              </w:rPr>
+              <w:t xml:space="preserve"> Service)</w:t>
+            </w:r>
+          </w:p>
+        </w:tc>
+        <w:tc>
+          <w:tcPr>
+            <w:tcW w:w="0" w:type="auto"/>
+            <w:vAlign w:val="center"/>
+            <w:hideMark/>
+          </w:tcPr>
+          <w:p>
+            <w:pPr>
+              <w:rPr>
+                <w:sz w:val="40"/>
+                <w:szCs w:val="40"/>
+              </w:rPr>
+            </w:pPr>
+            <w:r>
+              <w:rPr>
+                <w:sz w:val="40"/>
+                <w:szCs w:val="40"/>
+              </w:rPr>
+              <w:t xml:space="preserve">An internal </w:t>
+            </w:r>
+            <w:r>
+              <w:rPr>
+                <w:b/>
+                <w:bCs/>
+                <w:sz w:val="40"/>
+                <w:szCs w:val="40"/>
+              </w:rPr>
+              <w:t>address book entry</w:t>
+            </w:r>
+            <w:r>
+              <w:rPr>
+                <w:sz w:val="40"/>
+                <w:szCs w:val="40"/>
+              </w:rPr>
+              <w:t xml:space="preserve"> — a stable name (</w:t>
+            </w:r>
+            <w:proofErr w:type="spellStart"/>
+            <w:r>
+              <w:rPr>
+                <w:sz w:val="40"/>
+                <w:szCs w:val="40"/>
+              </w:rPr>
+              <w:t>wealthops</w:t>
+            </w:r>
+            <w:proofErr w:type="spellEnd"/>
+            <w:r>
+              <w:rPr>
+                <w:sz w:val="40"/>
+                <w:szCs w:val="40"/>
+              </w:rPr>
+              <w:t>) that always points to whichever Pod(s) currently match its label, even as Pod IPs change.</w:t>
+            </w:r>
+          </w:p>
+        </w:tc>
+      </w:tr>
+      <w:tr>
+        <w:trPr>
+          <w:tblCellSpacing w:w="15" w:type="dxa"/>
+        </w:trPr>
+        <w:tc>
+          <w:tcPr>
+            <w:tcW w:w="0" w:type="auto"/>
+            <w:vAlign w:val="center"/>
+            <w:hideMark/>
+          </w:tcPr>
+          <w:p>
+            <w:pPr>
+              <w:rPr>
+                <w:sz w:val="40"/>
+                <w:szCs w:val="40"/>
+              </w:rPr>
+            </w:pPr>
+            <w:r>
+              <w:rPr>
+                <w:b/>
+                <w:bCs/>
+                <w:sz w:val="40"/>
+                <w:szCs w:val="40"/>
+              </w:rPr>
+              <w:t>Pod</w:t>
+            </w:r>
+          </w:p>
+        </w:tc>
+        <w:tc>
+          <w:tcPr>
+            <w:tcW w:w="0" w:type="auto"/>
+            <w:vAlign w:val="center"/>
+            <w:hideMark/>
+          </w:tcPr>
+          <w:p>
+            <w:pPr>
+              <w:rPr>
+                <w:sz w:val="40"/>
+                <w:szCs w:val="40"/>
+              </w:rPr>
+            </w:pPr>
+            <w:r>
+              <w:rPr>
+                <w:sz w:val="40"/>
+                <w:szCs w:val="40"/>
+              </w:rPr>
+              <w:t xml:space="preserve">The actual </w:t>
+            </w:r>
+            <w:r>
+              <w:rPr>
+                <w:b/>
+                <w:bCs/>
+                <w:sz w:val="40"/>
+                <w:szCs w:val="40"/>
+              </w:rPr>
+              <w:t>running container</w:t>
+            </w:r>
+            <w:r>
+              <w:rPr>
+                <w:sz w:val="40"/>
+                <w:szCs w:val="40"/>
+              </w:rPr>
+              <w:t xml:space="preserve"> — your Flask app, </w:t>
+            </w:r>
+            <w:proofErr w:type="gramStart"/>
+            <w:r>
+              <w:rPr>
+                <w:sz w:val="40"/>
+                <w:szCs w:val="40"/>
+              </w:rPr>
+              <w:t>actually executing</w:t>
+            </w:r>
+            <w:proofErr w:type="gramEnd"/>
+            <w:r>
+              <w:rPr>
+                <w:sz w:val="40"/>
+                <w:szCs w:val="40"/>
+              </w:rPr>
+              <w:t xml:space="preserve"> code on port 5000.</w:t>
+            </w:r>
+          </w:p>
+        </w:tc>
+      </w:tr>
+    </w:tbl>
+    <w:p>
+      <w:pPr>
+        <w:rPr>
+          <w:sz w:val="40"/>
+          <w:szCs w:val="40"/>
+        </w:rPr>
+      </w:pPr>
+    </w:p>
+    <w:p>
+      <w:pPr>
+        <w:rPr>
+          <w:b/>
+          <w:bCs/>
+          <w:sz w:val="40"/>
+          <w:szCs w:val="40"/>
+        </w:rPr>
+      </w:pPr>
+      <w:r>
+        <w:rPr>
+          <w:b/>
+          <w:bCs/>
+          <w:sz w:val="40"/>
+          <w:szCs w:val="40"/>
+        </w:rPr>
+        <w:t>Now, the full journey of your request, step by step</w:t>
+      </w:r>
+    </w:p>
+    <w:p>
+      <w:pPr>
+        <w:rPr>
+          <w:sz w:val="40"/>
+          <w:szCs w:val="40"/>
+        </w:rPr>
+      </w:pPr>
+      <w:r>
+        <w:rPr>
+          <w:b/>
+          <w:bCs/>
+          <w:sz w:val="40"/>
+          <w:szCs w:val="40"/>
+        </w:rPr>
+        <w:t>You type:</w:t>
+      </w:r>
+      <w:r>
+        <w:rPr>
+          <w:sz w:val="40"/>
+          <w:szCs w:val="40"/>
+        </w:rPr>
+        <w:t xml:space="preserve"> https://wealthops.local:8443</w:t>
+      </w:r>
+    </w:p>
+    <w:p>
+      <w:pPr>
+        <w:rPr>
+          <w:sz w:val="40"/>
+          <w:szCs w:val="40"/>
+        </w:rPr>
+      </w:pPr>
+      <w:r>
+        <w:rPr>
+          <w:b/>
+          <w:bCs/>
+          <w:sz w:val="40"/>
+          <w:szCs w:val="40"/>
+        </w:rPr>
+        <w:t>Step 1 — DNS resolution (before Kubernetes is even involved):</w:t>
+      </w:r>
+      <w:r>
+        <w:rPr>
+          <w:sz w:val="40"/>
+          <w:szCs w:val="40"/>
+        </w:rPr>
+        <w:br/>
+        <w:t xml:space="preserve">Your computer's hosts file says </w:t>
+      </w:r>
+      <w:proofErr w:type="spellStart"/>
+      <w:proofErr w:type="gramStart"/>
+      <w:r>
+        <w:rPr>
+          <w:sz w:val="40"/>
+          <w:szCs w:val="40"/>
+        </w:rPr>
+        <w:t>wealthops.local</w:t>
+      </w:r>
+      <w:proofErr w:type="spellEnd"/>
+      <w:proofErr w:type="gramEnd"/>
+      <w:r>
+        <w:rPr>
+          <w:sz w:val="40"/>
+          <w:szCs w:val="40"/>
+        </w:rPr>
+        <w:t xml:space="preserve"> = 127.0.0.1 (your own laptop). </w:t>
+      </w:r>
+      <w:proofErr w:type="gramStart"/>
+      <w:r>
+        <w:rPr>
+          <w:sz w:val="40"/>
+          <w:szCs w:val="40"/>
+        </w:rPr>
+        <w:t>So</w:t>
+      </w:r>
+      <w:proofErr w:type="gramEnd"/>
+      <w:r>
+        <w:rPr>
+          <w:sz w:val="40"/>
+          <w:szCs w:val="40"/>
+        </w:rPr>
+        <w:t xml:space="preserve"> the browser just connects to itself.</w:t>
+      </w:r>
+    </w:p>
+    <w:p>
+      <w:pPr>
+        <w:rPr>
+          <w:sz w:val="40"/>
+          <w:szCs w:val="40"/>
+        </w:rPr>
+      </w:pPr>
+      <w:r>
+        <w:rPr>
+          <w:b/>
+          <w:bCs/>
+          <w:sz w:val="40"/>
+          <w:szCs w:val="40"/>
+        </w:rPr>
+        <w:t>Step 2 — Port-forward tunnel:</w:t>
+      </w:r>
+      <w:r>
+        <w:rPr>
+          <w:sz w:val="40"/>
+          <w:szCs w:val="40"/>
+        </w:rPr>
+        <w:br/>
+        <w:t xml:space="preserve">Because you're running </w:t>
+      </w:r>
+      <w:proofErr w:type="spellStart"/>
+      <w:r>
+        <w:rPr>
+          <w:sz w:val="40"/>
+          <w:szCs w:val="40"/>
+        </w:rPr>
+        <w:t>kubectl</w:t>
+      </w:r>
+      <w:proofErr w:type="spellEnd"/>
+      <w:r>
+        <w:rPr>
+          <w:sz w:val="40"/>
+          <w:szCs w:val="40"/>
+        </w:rPr>
+        <w:t xml:space="preserve"> port-forward -n ingress-nginx service/ingress-nginx-controller </w:t>
+      </w:r>
+      <w:r>
+        <w:rPr>
+          <w:sz w:val="40"/>
+          <w:szCs w:val="40"/>
+        </w:rPr>
+        <w:lastRenderedPageBreak/>
+        <w:t xml:space="preserve">8443:443, anything hitting 127.0.0.1:8443 on your laptop gets silently tunneled straight into the cluster, landing on port 443 of the </w:t>
+      </w:r>
+      <w:r>
+        <w:rPr>
+          <w:b/>
+          <w:bCs/>
+          <w:sz w:val="40"/>
+          <w:szCs w:val="40"/>
+        </w:rPr>
+        <w:t>NGINX Ingress Controller Service</w:t>
+      </w:r>
+      <w:r>
+        <w:rPr>
+          <w:sz w:val="40"/>
+          <w:szCs w:val="40"/>
+        </w:rPr>
+        <w:t>, inside the ingress-nginx namespace.</w:t>
+      </w:r>
+    </w:p>
+    <w:p>
+      <w:pPr>
+        <w:rPr>
+          <w:sz w:val="40"/>
+          <w:szCs w:val="40"/>
+        </w:rPr>
+      </w:pPr>
+      <w:r>
+        <w:rPr>
+          <w:b/>
+          <w:bCs/>
+          <w:sz w:val="40"/>
+          <w:szCs w:val="40"/>
+        </w:rPr>
+        <w:t>Step 3 — The Controller reads the Host header:</w:t>
+      </w:r>
+      <w:r>
+        <w:rPr>
+          <w:sz w:val="40"/>
+          <w:szCs w:val="40"/>
+        </w:rPr>
+        <w:br/>
+        <w:t xml:space="preserve">Your HTTPS request carries the hostname </w:t>
+      </w:r>
+      <w:proofErr w:type="spellStart"/>
+      <w:proofErr w:type="gramStart"/>
+      <w:r>
+        <w:rPr>
+          <w:sz w:val="40"/>
+          <w:szCs w:val="40"/>
+        </w:rPr>
+        <w:t>wealthops.local</w:t>
+      </w:r>
+      <w:proofErr w:type="spellEnd"/>
+      <w:proofErr w:type="gramEnd"/>
+      <w:r>
+        <w:rPr>
+          <w:sz w:val="40"/>
+          <w:szCs w:val="40"/>
+        </w:rPr>
+        <w:t xml:space="preserve"> inside it (this is how one Ingress Controller can serve many different apps/domains from a </w:t>
+      </w:r>
+      <w:proofErr w:type="gramStart"/>
+      <w:r>
+        <w:rPr>
+          <w:sz w:val="40"/>
+          <w:szCs w:val="40"/>
+        </w:rPr>
+        <w:t>single entry</w:t>
+      </w:r>
+      <w:proofErr w:type="gramEnd"/>
+      <w:r>
+        <w:rPr>
+          <w:sz w:val="40"/>
+          <w:szCs w:val="40"/>
+        </w:rPr>
+        <w:t xml:space="preserve"> point). The NGINX Controller checks: </w:t>
+      </w:r>
+      <w:r>
+        <w:rPr>
+          <w:i/>
+          <w:iCs/>
+          <w:sz w:val="40"/>
+          <w:szCs w:val="40"/>
+        </w:rPr>
+        <w:t>"Do I have any Ingress rulebook anywhere in the cluster — in any namespace — that mentions this hostname?"</w:t>
+      </w:r>
+    </w:p>
+    <w:p>
+      <w:pPr>
+        <w:rPr>
+          <w:sz w:val="40"/>
+          <w:szCs w:val="40"/>
+        </w:rPr>
+      </w:pPr>
+      <w:r>
+        <w:rPr>
+          <w:b/>
+          <w:bCs/>
+          <w:sz w:val="40"/>
+          <w:szCs w:val="40"/>
+        </w:rPr>
+        <w:t>Step 4 — It finds your Ingress resource:</w:t>
+      </w:r>
+      <w:r>
+        <w:rPr>
+          <w:sz w:val="40"/>
+          <w:szCs w:val="40"/>
+        </w:rPr>
+        <w:br/>
+        <w:t xml:space="preserve">It finds </w:t>
+      </w:r>
+      <w:proofErr w:type="spellStart"/>
+      <w:r>
+        <w:rPr>
+          <w:sz w:val="40"/>
+          <w:szCs w:val="40"/>
+        </w:rPr>
+        <w:t>wealthops</w:t>
+      </w:r>
+      <w:proofErr w:type="spellEnd"/>
+      <w:r>
+        <w:rPr>
+          <w:sz w:val="40"/>
+          <w:szCs w:val="40"/>
+        </w:rPr>
+        <w:t xml:space="preserve">-ingress sitting in the </w:t>
+      </w:r>
+      <w:proofErr w:type="spellStart"/>
+      <w:r>
+        <w:rPr>
+          <w:sz w:val="40"/>
+          <w:szCs w:val="40"/>
+        </w:rPr>
+        <w:t>wealthops</w:t>
+      </w:r>
+      <w:proofErr w:type="spellEnd"/>
+      <w:r>
+        <w:rPr>
+          <w:sz w:val="40"/>
+          <w:szCs w:val="40"/>
+        </w:rPr>
+        <w:t xml:space="preserve"> namespace, which says: </w:t>
+      </w:r>
+      <w:r>
+        <w:rPr>
+          <w:i/>
+          <w:iCs/>
+          <w:sz w:val="40"/>
+          <w:szCs w:val="40"/>
+        </w:rPr>
+        <w:t xml:space="preserve">"Requests for </w:t>
+      </w:r>
+      <w:proofErr w:type="spellStart"/>
+      <w:proofErr w:type="gramStart"/>
+      <w:r>
+        <w:rPr>
+          <w:i/>
+          <w:iCs/>
+          <w:sz w:val="40"/>
+          <w:szCs w:val="40"/>
+        </w:rPr>
+        <w:t>wealthops.local</w:t>
+      </w:r>
+      <w:proofErr w:type="spellEnd"/>
+      <w:proofErr w:type="gramEnd"/>
+      <w:r>
+        <w:rPr>
+          <w:i/>
+          <w:iCs/>
+          <w:sz w:val="40"/>
+          <w:szCs w:val="40"/>
+        </w:rPr>
+        <w:t xml:space="preserve"> go to Service </w:t>
+      </w:r>
+      <w:proofErr w:type="spellStart"/>
+      <w:r>
+        <w:rPr>
+          <w:i/>
+          <w:iCs/>
+          <w:sz w:val="40"/>
+          <w:szCs w:val="40"/>
+        </w:rPr>
+        <w:t>wealthops</w:t>
+      </w:r>
+      <w:proofErr w:type="spellEnd"/>
+      <w:r>
+        <w:rPr>
+          <w:i/>
+          <w:iCs/>
+          <w:sz w:val="40"/>
+          <w:szCs w:val="40"/>
+        </w:rPr>
+        <w:t>, port 5000."</w:t>
+      </w:r>
+      <w:r>
+        <w:rPr>
+          <w:sz w:val="40"/>
+          <w:szCs w:val="40"/>
+        </w:rPr>
+        <w:t xml:space="preserve"> This is the cross-namespace connection you're asking about — the Controller doesn't care that the rulebook lives in a different namespace than itself; it watches </w:t>
+      </w:r>
+      <w:r>
+        <w:rPr>
+          <w:b/>
+          <w:bCs/>
+          <w:sz w:val="40"/>
+          <w:szCs w:val="40"/>
+        </w:rPr>
+        <w:t>all namespaces</w:t>
+      </w:r>
+      <w:r>
+        <w:rPr>
+          <w:sz w:val="40"/>
+          <w:szCs w:val="40"/>
+        </w:rPr>
+        <w:t xml:space="preserve"> by design.</w:t>
+      </w:r>
+    </w:p>
+    <w:p>
+      <w:pPr>
+        <w:rPr>
+          <w:sz w:val="40"/>
+          <w:szCs w:val="40"/>
+        </w:rPr>
+      </w:pPr>
+      <w:r>
+        <w:rPr>
+          <w:b/>
+          <w:bCs/>
+          <w:sz w:val="40"/>
+          <w:szCs w:val="40"/>
+        </w:rPr>
+        <w:t>Step 5 — TLS termination happens here too:</w:t>
+      </w:r>
+      <w:r>
+        <w:rPr>
+          <w:sz w:val="40"/>
+          <w:szCs w:val="40"/>
+        </w:rPr>
+        <w:br/>
+        <w:t xml:space="preserve">Since your Ingress also references </w:t>
+      </w:r>
+      <w:proofErr w:type="spellStart"/>
+      <w:r>
+        <w:rPr>
+          <w:sz w:val="40"/>
+          <w:szCs w:val="40"/>
+        </w:rPr>
+        <w:t>secretName</w:t>
+      </w:r>
+      <w:proofErr w:type="spellEnd"/>
+      <w:r>
+        <w:rPr>
+          <w:sz w:val="40"/>
+          <w:szCs w:val="40"/>
+        </w:rPr>
+        <w:t xml:space="preserve">: </w:t>
+      </w:r>
+      <w:proofErr w:type="spellStart"/>
+      <w:r>
+        <w:rPr>
+          <w:sz w:val="40"/>
+          <w:szCs w:val="40"/>
+        </w:rPr>
+        <w:lastRenderedPageBreak/>
+        <w:t>wealthops-tls</w:t>
+      </w:r>
+      <w:proofErr w:type="spellEnd"/>
+      <w:r>
+        <w:rPr>
+          <w:sz w:val="40"/>
+          <w:szCs w:val="40"/>
+        </w:rPr>
+        <w:t xml:space="preserve">, the Controller uses that certificate to decrypt the HTTPS connection right here — so everything </w:t>
+      </w:r>
+      <w:r>
+        <w:rPr>
+          <w:b/>
+          <w:bCs/>
+          <w:sz w:val="40"/>
+          <w:szCs w:val="40"/>
+        </w:rPr>
+        <w:t>after</w:t>
+      </w:r>
+      <w:r>
+        <w:rPr>
+          <w:sz w:val="40"/>
+          <w:szCs w:val="40"/>
+        </w:rPr>
+        <w:t xml:space="preserve"> this point (Controller → Service → Pod) travels as plain HTTP inside the cluster. The browser-to-Controller leg is the only part that's </w:t>
+      </w:r>
+      <w:proofErr w:type="gramStart"/>
+      <w:r>
+        <w:rPr>
+          <w:sz w:val="40"/>
+          <w:szCs w:val="40"/>
+        </w:rPr>
+        <w:t>actually encrypted</w:t>
+      </w:r>
+      <w:proofErr w:type="gramEnd"/>
+      <w:r>
+        <w:rPr>
+          <w:sz w:val="40"/>
+          <w:szCs w:val="40"/>
+        </w:rPr>
+        <w:t>.</w:t>
+      </w:r>
+    </w:p>
+    <w:p>
+      <w:pPr>
+        <w:rPr>
+          <w:sz w:val="40"/>
+          <w:szCs w:val="40"/>
+        </w:rPr>
+      </w:pPr>
+      <w:r>
+        <w:rPr>
+          <w:b/>
+          <w:bCs/>
+          <w:sz w:val="40"/>
+          <w:szCs w:val="40"/>
+        </w:rPr>
+        <w:t>Step 6 — Controller forwards to the Service (same target namespace as the Ingress rule):</w:t>
+      </w:r>
+      <w:r>
+        <w:rPr>
+          <w:sz w:val="40"/>
+          <w:szCs w:val="40"/>
+        </w:rPr>
+        <w:br/>
+        <w:t xml:space="preserve">NGINX now makes an internal request to the </w:t>
+      </w:r>
+      <w:proofErr w:type="spellStart"/>
+      <w:r>
+        <w:rPr>
+          <w:sz w:val="40"/>
+          <w:szCs w:val="40"/>
+        </w:rPr>
+        <w:t>wealthops</w:t>
+      </w:r>
+      <w:proofErr w:type="spellEnd"/>
+      <w:r>
+        <w:rPr>
+          <w:sz w:val="40"/>
+          <w:szCs w:val="40"/>
+        </w:rPr>
+        <w:t xml:space="preserve"> Service, which lives in the </w:t>
+      </w:r>
+      <w:proofErr w:type="spellStart"/>
+      <w:r>
+        <w:rPr>
+          <w:sz w:val="40"/>
+          <w:szCs w:val="40"/>
+        </w:rPr>
+        <w:t>wealthops</w:t>
+      </w:r>
+      <w:proofErr w:type="spellEnd"/>
+      <w:r>
+        <w:rPr>
+          <w:sz w:val="40"/>
+          <w:szCs w:val="40"/>
+        </w:rPr>
+        <w:t xml:space="preserve"> namespace (matching where the Ingress resource itself lives — that part </w:t>
+      </w:r>
+      <w:r>
+        <w:rPr>
+          <w:i/>
+          <w:iCs/>
+          <w:sz w:val="40"/>
+          <w:szCs w:val="40"/>
+        </w:rPr>
+        <w:t>is</w:t>
+      </w:r>
+      <w:r>
+        <w:rPr>
+          <w:sz w:val="40"/>
+          <w:szCs w:val="40"/>
+        </w:rPr>
+        <w:t xml:space="preserve"> required; a Service backend in an Ingress rule must be in the same namespace as the Ingress resource).</w:t>
+      </w:r>
+    </w:p>
+    <w:p>
+      <w:pPr>
+        <w:rPr>
+          <w:sz w:val="40"/>
+          <w:szCs w:val="40"/>
+        </w:rPr>
+      </w:pPr>
+      <w:r>
+        <w:rPr>
+          <w:b/>
+          <w:bCs/>
+          <w:sz w:val="40"/>
+          <w:szCs w:val="40"/>
+        </w:rPr>
+        <w:t>Step 7 — Service finds the Pod:</w:t>
+      </w:r>
+      <w:r>
+        <w:rPr>
+          <w:sz w:val="40"/>
+          <w:szCs w:val="40"/>
+        </w:rPr>
+        <w:br/>
+        <w:t xml:space="preserve">The </w:t>
+      </w:r>
+      <w:proofErr w:type="spellStart"/>
+      <w:r>
+        <w:rPr>
+          <w:sz w:val="40"/>
+          <w:szCs w:val="40"/>
+        </w:rPr>
+        <w:t>wealthops</w:t>
+      </w:r>
+      <w:proofErr w:type="spellEnd"/>
+      <w:r>
+        <w:rPr>
+          <w:sz w:val="40"/>
+          <w:szCs w:val="40"/>
+        </w:rPr>
+        <w:t xml:space="preserve"> Service looks at its label selector (app: </w:t>
+      </w:r>
+      <w:proofErr w:type="spellStart"/>
+      <w:r>
+        <w:rPr>
+          <w:sz w:val="40"/>
+          <w:szCs w:val="40"/>
+        </w:rPr>
+        <w:t>wealthops</w:t>
+      </w:r>
+      <w:proofErr w:type="spellEnd"/>
+      <w:r>
+        <w:rPr>
+          <w:sz w:val="40"/>
+          <w:szCs w:val="40"/>
+        </w:rPr>
+        <w:t>), finds the matching Pod's current IP, and forwards the request there.</w:t>
+      </w:r>
+    </w:p>
+    <w:p>
+      <w:pPr>
+        <w:rPr>
+          <w:sz w:val="40"/>
+          <w:szCs w:val="40"/>
+        </w:rPr>
+      </w:pPr>
+      <w:r>
+        <w:rPr>
+          <w:b/>
+          <w:bCs/>
+          <w:sz w:val="40"/>
+          <w:szCs w:val="40"/>
+        </w:rPr>
+        <w:t>Step 8 — Pod handles it:</w:t>
+      </w:r>
+      <w:r>
+        <w:rPr>
+          <w:sz w:val="40"/>
+          <w:szCs w:val="40"/>
+        </w:rPr>
+        <w:br/>
+        <w:t>Your Flask container, listening on port 5000 inside the Pod, finally processes the actual request and returns the dashboard HTML.</w:t>
+      </w:r>
+    </w:p>
+    <w:p>
+      <w:pPr>
+        <w:rPr>
+          <w:b/>
+          <w:bCs/>
+          <w:sz w:val="40"/>
+          <w:szCs w:val="40"/>
+        </w:rPr>
+      </w:pPr>
+      <w:r>
+        <w:rPr>
+          <w:b/>
+          <w:bCs/>
+          <w:sz w:val="40"/>
+          <w:szCs w:val="40"/>
+        </w:rPr>
+        <w:lastRenderedPageBreak/>
+        <w:t>Visual summary</w:t>
+      </w:r>
+    </w:p>
+    <w:p>
+      <w:pPr>
+        <w:rPr>
+          <w:sz w:val="40"/>
+          <w:szCs w:val="40"/>
+        </w:rPr>
+      </w:pPr>
+      <w:r>
+        <w:rPr>
+          <w:sz w:val="40"/>
+          <w:szCs w:val="40"/>
+        </w:rPr>
+        <w:t>Browser: https://wealthops.local:8443</w:t>
+      </w:r>
+    </w:p>
+    <w:p>
+      <w:pPr>
+        <w:rPr>
+          <w:sz w:val="40"/>
+          <w:szCs w:val="40"/>
+        </w:rPr>
+      </w:pPr>
+      <w:r>
+        <w:rPr>
+          <w:sz w:val="40"/>
+          <w:szCs w:val="40"/>
+        </w:rPr>
+        <w:t xml:space="preserve">        |</w:t>
+      </w:r>
+    </w:p>
+    <w:p>
+      <w:pPr>
+        <w:rPr>
+          <w:sz w:val="40"/>
+          <w:szCs w:val="40"/>
+        </w:rPr>
+      </w:pPr>
+      <w:r>
+        <w:rPr>
+          <w:sz w:val="40"/>
+          <w:szCs w:val="40"/>
+        </w:rPr>
+        <w:t xml:space="preserve">        v</w:t>
+      </w:r>
+    </w:p>
+    <w:p>
+      <w:pPr>
+        <w:rPr>
+          <w:sz w:val="40"/>
+          <w:szCs w:val="40"/>
+        </w:rPr>
+      </w:pPr>
+      <w:r>
+        <w:rPr>
+          <w:sz w:val="40"/>
+          <w:szCs w:val="40"/>
+        </w:rPr>
+        <w:t>127.0.0.1:</w:t>
+      </w:r>
+      <w:proofErr w:type="gramStart"/>
+      <w:r>
+        <w:rPr>
+          <w:sz w:val="40"/>
+          <w:szCs w:val="40"/>
+        </w:rPr>
+        <w:t>8443  (</w:t>
+      </w:r>
+      <w:proofErr w:type="gramEnd"/>
+      <w:r>
+        <w:rPr>
+          <w:sz w:val="40"/>
+          <w:szCs w:val="40"/>
+        </w:rPr>
+        <w:t>your laptop, via hosts file)</w:t>
+      </w:r>
+    </w:p>
+    <w:p>
+      <w:pPr>
+        <w:rPr>
+          <w:sz w:val="40"/>
+          <w:szCs w:val="40"/>
+        </w:rPr>
+      </w:pPr>
+      <w:r>
+        <w:rPr>
+          <w:sz w:val="40"/>
+          <w:szCs w:val="40"/>
+        </w:rPr>
+        <w:t xml:space="preserve">        |</w:t>
+      </w:r>
+    </w:p>
+    <w:p>
+      <w:pPr>
+        <w:rPr>
+          <w:sz w:val="40"/>
+          <w:szCs w:val="40"/>
+        </w:rPr>
+      </w:pPr>
+      <w:r>
+        <w:rPr>
+          <w:sz w:val="40"/>
+          <w:szCs w:val="40"/>
+        </w:rPr>
+        <w:t xml:space="preserve">        | </w:t>
+      </w:r>
+      <w:proofErr w:type="spellStart"/>
+      <w:r>
+        <w:rPr>
+          <w:sz w:val="40"/>
+          <w:szCs w:val="40"/>
+        </w:rPr>
+        <w:t>kubectl</w:t>
+      </w:r>
+      <w:proofErr w:type="spellEnd"/>
+      <w:r>
+        <w:rPr>
+          <w:sz w:val="40"/>
+          <w:szCs w:val="40"/>
+        </w:rPr>
+        <w:t xml:space="preserve"> port-forward tunnel</w:t>
+      </w:r>
+    </w:p>
+    <w:p>
+      <w:pPr>
+        <w:rPr>
+          <w:sz w:val="40"/>
+          <w:szCs w:val="40"/>
+        </w:rPr>
+      </w:pPr>
+      <w:r>
+        <w:rPr>
+          <w:sz w:val="40"/>
+          <w:szCs w:val="40"/>
+        </w:rPr>
+        <w:t xml:space="preserve">        v</w:t>
+      </w:r>
+    </w:p>
+    <w:p>
+      <w:pPr>
+        <w:rPr>
+          <w:sz w:val="40"/>
+          <w:szCs w:val="40"/>
+        </w:rPr>
+      </w:pPr>
+      <w:r>
+        <w:rPr>
+          <w:sz w:val="40"/>
+          <w:szCs w:val="40"/>
+        </w:rPr>
+        <w:t>┌─────────────────────────────────────┐</w:t>
+      </w:r>
+    </w:p>
+    <w:p>
+      <w:pPr>
+        <w:rPr>
+          <w:sz w:val="40"/>
+          <w:szCs w:val="40"/>
+        </w:rPr>
+      </w:pPr>
+      <w:r>
+        <w:rPr>
+          <w:sz w:val="40"/>
+          <w:szCs w:val="40"/>
+        </w:rPr>
+        <w:t>│ namespace: ingress-nginx             │</w:t>
+      </w:r>
+    </w:p>
+    <w:p>
+      <w:pPr>
+        <w:rPr>
+          <w:sz w:val="40"/>
+          <w:szCs w:val="40"/>
+        </w:rPr>
+      </w:pPr>
+      <w:r>
+        <w:rPr>
+          <w:sz w:val="40"/>
+          <w:szCs w:val="40"/>
+        </w:rPr>
+        <w:t>│                                       │</w:t>
+      </w:r>
+    </w:p>
+    <w:p>
+      <w:pPr>
+        <w:rPr>
+          <w:sz w:val="40"/>
+          <w:szCs w:val="40"/>
+        </w:rPr>
+      </w:pPr>
+      <w:proofErr w:type="gramStart"/>
+      <w:r>
+        <w:rPr>
+          <w:sz w:val="40"/>
+          <w:szCs w:val="40"/>
+        </w:rPr>
+        <w:t>│  NGINX</w:t>
+      </w:r>
+      <w:proofErr w:type="gramEnd"/>
+      <w:r>
+        <w:rPr>
+          <w:sz w:val="40"/>
+          <w:szCs w:val="40"/>
+        </w:rPr>
+        <w:t xml:space="preserve"> Ingress Controller (</w:t>
+      </w:r>
+      <w:proofErr w:type="gramStart"/>
+      <w:r>
+        <w:rPr>
+          <w:sz w:val="40"/>
+          <w:szCs w:val="40"/>
+        </w:rPr>
+        <w:t xml:space="preserve">Pod)   </w:t>
+      </w:r>
+      <w:proofErr w:type="gramEnd"/>
+      <w:r>
+        <w:rPr>
+          <w:sz w:val="40"/>
+          <w:szCs w:val="40"/>
+        </w:rPr>
+        <w:t xml:space="preserve">   │</w:t>
+      </w:r>
+    </w:p>
+    <w:p>
+      <w:pPr>
+        <w:rPr>
+          <w:sz w:val="40"/>
+          <w:szCs w:val="40"/>
+        </w:rPr>
+      </w:pPr>
+      <w:proofErr w:type="gramStart"/>
+      <w:r>
+        <w:rPr>
+          <w:sz w:val="40"/>
+          <w:szCs w:val="40"/>
+        </w:rPr>
+        <w:t>│  -</w:t>
+      </w:r>
+      <w:proofErr w:type="gramEnd"/>
+      <w:r>
+        <w:rPr>
+          <w:sz w:val="40"/>
+          <w:szCs w:val="40"/>
+        </w:rPr>
+        <w:t xml:space="preserve"> receives HTTPS on :443            │</w:t>
+      </w:r>
+    </w:p>
+    <w:p>
+      <w:pPr>
+        <w:rPr>
+          <w:sz w:val="40"/>
+          <w:szCs w:val="40"/>
+        </w:rPr>
+      </w:pPr>
+      <w:proofErr w:type="gramStart"/>
+      <w:r>
+        <w:rPr>
+          <w:sz w:val="40"/>
+          <w:szCs w:val="40"/>
+        </w:rPr>
+        <w:t>│  -</w:t>
+      </w:r>
+      <w:proofErr w:type="gramEnd"/>
+      <w:r>
+        <w:rPr>
+          <w:sz w:val="40"/>
+          <w:szCs w:val="40"/>
+        </w:rPr>
+        <w:t xml:space="preserve"> terminates TLS using </w:t>
+      </w:r>
+      <w:proofErr w:type="spellStart"/>
+      <w:r>
+        <w:rPr>
+          <w:sz w:val="40"/>
+          <w:szCs w:val="40"/>
+        </w:rPr>
+        <w:t>wealthops-tls</w:t>
+      </w:r>
+      <w:proofErr w:type="spellEnd"/>
+      <w:r>
+        <w:rPr>
+          <w:sz w:val="40"/>
+          <w:szCs w:val="40"/>
+        </w:rPr>
+        <w:t>│</w:t>
+      </w:r>
+    </w:p>
+    <w:p>
+      <w:pPr>
+        <w:rPr>
+          <w:sz w:val="40"/>
+          <w:szCs w:val="40"/>
+        </w:rPr>
+      </w:pPr>
+      <w:proofErr w:type="gramStart"/>
+      <w:r>
+        <w:rPr>
+          <w:sz w:val="40"/>
+          <w:szCs w:val="40"/>
+        </w:rPr>
+        <w:t>│  -</w:t>
+      </w:r>
+      <w:proofErr w:type="gramEnd"/>
+      <w:r>
+        <w:rPr>
+          <w:sz w:val="40"/>
+          <w:szCs w:val="40"/>
+        </w:rPr>
+        <w:t xml:space="preserve"> reads Host header: </w:t>
+      </w:r>
+      <w:proofErr w:type="spellStart"/>
+      <w:proofErr w:type="gramStart"/>
+      <w:r>
+        <w:rPr>
+          <w:sz w:val="40"/>
+          <w:szCs w:val="40"/>
+        </w:rPr>
+        <w:t>wealthops.local</w:t>
+      </w:r>
+      <w:proofErr w:type="spellEnd"/>
+      <w:proofErr w:type="gramEnd"/>
+      <w:r>
+        <w:rPr>
+          <w:sz w:val="40"/>
+          <w:szCs w:val="40"/>
+        </w:rPr>
+        <w:t>│</w:t>
+      </w:r>
+    </w:p>
+    <w:p>
+      <w:pPr>
+        <w:rPr>
+          <w:sz w:val="40"/>
+          <w:szCs w:val="40"/>
+        </w:rPr>
+      </w:pPr>
+      <w:proofErr w:type="gramStart"/>
+      <w:r>
+        <w:rPr>
+          <w:sz w:val="40"/>
+          <w:szCs w:val="40"/>
+        </w:rPr>
+        <w:t>│  -</w:t>
+      </w:r>
+      <w:proofErr w:type="gramEnd"/>
+      <w:r>
+        <w:rPr>
+          <w:sz w:val="40"/>
+          <w:szCs w:val="40"/>
+        </w:rPr>
+        <w:t xml:space="preserve"> looks up matching Ingress rule    │</w:t>
+      </w:r>
+    </w:p>
+    <w:p>
+      <w:pPr>
+        <w:rPr>
+          <w:sz w:val="40"/>
+          <w:szCs w:val="40"/>
+        </w:rPr>
+      </w:pPr>
+      <w:r>
+        <w:rPr>
+          <w:sz w:val="40"/>
+          <w:szCs w:val="40"/>
+        </w:rPr>
+        <w:t>│    across ALL namespaces             │</w:t>
+      </w:r>
+    </w:p>
+    <w:p>
+      <w:pPr>
+        <w:rPr>
+          <w:sz w:val="40"/>
+          <w:szCs w:val="40"/>
+        </w:rPr>
+      </w:pPr>
+      <w:r>
+        <w:rPr>
+          <w:sz w:val="40"/>
+          <w:szCs w:val="40"/>
+        </w:rPr>
+        <w:t>└──────────────────</w:t>
+      </w:r>
+      <w:r>
+        <w:rPr>
+          <w:rFonts w:ascii="MS Gothic" w:eastAsia="MS Gothic" w:hAnsi="MS Gothic" w:cs="MS Gothic" w:hint="eastAsia"/>
+          <w:sz w:val="40"/>
+          <w:szCs w:val="40"/>
+        </w:rPr>
+        <w:t>┬</w:t>
+      </w:r>
+      <w:r>
+        <w:rPr>
+          <w:rFonts w:ascii="Aptos" w:hAnsi="Aptos" w:cs="Aptos"/>
+          <w:sz w:val="40"/>
+          <w:szCs w:val="40"/>
+        </w:rPr>
+        <w:t>────────────────────┘</w:t>
+      </w:r>
+    </w:p>
+    <w:p>
+      <w:pPr>
+        <w:rPr>
+          <w:sz w:val="40"/>
+          <w:szCs w:val="40"/>
+        </w:rPr>
+      </w:pPr>
+      <w:r>
+        <w:rPr>
+          <w:sz w:val="40"/>
+          <w:szCs w:val="40"/>
+        </w:rPr>
+        <w:lastRenderedPageBreak/>
+        <w:t xml:space="preserve">                    |</w:t>
+      </w:r>
+    </w:p>
+    <w:p>
+      <w:pPr>
+        <w:rPr>
+          <w:sz w:val="40"/>
+          <w:szCs w:val="40"/>
+        </w:rPr>
+      </w:pPr>
+      <w:r>
+        <w:rPr>
+          <w:sz w:val="40"/>
+          <w:szCs w:val="40"/>
+        </w:rPr>
+        <w:t xml:space="preserve">                    | finds &amp; follows rule from:</w:t>
+      </w:r>
+    </w:p>
+    <w:p>
+      <w:pPr>
+        <w:rPr>
+          <w:sz w:val="40"/>
+          <w:szCs w:val="40"/>
+        </w:rPr>
+      </w:pPr>
+      <w:r>
+        <w:rPr>
+          <w:sz w:val="40"/>
+          <w:szCs w:val="40"/>
+        </w:rPr>
+        <w:t xml:space="preserve">                    v</w:t>
+      </w:r>
+    </w:p>
+    <w:p>
+      <w:pPr>
+        <w:rPr>
+          <w:sz w:val="40"/>
+          <w:szCs w:val="40"/>
+        </w:rPr>
+      </w:pPr>
+      <w:r>
+        <w:rPr>
+          <w:sz w:val="40"/>
+          <w:szCs w:val="40"/>
+        </w:rPr>
+        <w:t>┌─────────────────────────────────────┐</w:t>
+      </w:r>
+    </w:p>
+    <w:p>
+      <w:pPr>
+        <w:rPr>
+          <w:sz w:val="40"/>
+          <w:szCs w:val="40"/>
+        </w:rPr>
+      </w:pPr>
+      <w:r>
+        <w:rPr>
+          <w:sz w:val="40"/>
+          <w:szCs w:val="40"/>
+        </w:rPr>
+        <w:t xml:space="preserve">│ namespace: </w:t>
+      </w:r>
+      <w:proofErr w:type="spellStart"/>
+      <w:r>
+        <w:rPr>
+          <w:sz w:val="40"/>
+          <w:szCs w:val="40"/>
+        </w:rPr>
+        <w:t>wealthops</w:t>
+      </w:r>
+      <w:proofErr w:type="spellEnd"/>
+      <w:r>
+        <w:rPr>
+          <w:sz w:val="40"/>
+          <w:szCs w:val="40"/>
+        </w:rPr>
+        <w:t xml:space="preserve">                 │</w:t>
+      </w:r>
+    </w:p>
+    <w:p>
+      <w:pPr>
+        <w:rPr>
+          <w:sz w:val="40"/>
+          <w:szCs w:val="40"/>
+        </w:rPr>
+      </w:pPr>
+      <w:r>
+        <w:rPr>
+          <w:sz w:val="40"/>
+          <w:szCs w:val="40"/>
+        </w:rPr>
+        <w:t>│                                       │</w:t>
+      </w:r>
+    </w:p>
+    <w:p>
+      <w:pPr>
+        <w:rPr>
+          <w:sz w:val="40"/>
+          <w:szCs w:val="40"/>
+        </w:rPr>
+      </w:pPr>
+      <w:proofErr w:type="gramStart"/>
+      <w:r>
+        <w:rPr>
+          <w:sz w:val="40"/>
+          <w:szCs w:val="40"/>
+        </w:rPr>
+        <w:t xml:space="preserve">│  </w:t>
+      </w:r>
+      <w:proofErr w:type="spellStart"/>
+      <w:r>
+        <w:rPr>
+          <w:sz w:val="40"/>
+          <w:szCs w:val="40"/>
+        </w:rPr>
+        <w:t>wealthops</w:t>
+      </w:r>
+      <w:proofErr w:type="spellEnd"/>
+      <w:proofErr w:type="gramEnd"/>
+      <w:r>
+        <w:rPr>
+          <w:sz w:val="40"/>
+          <w:szCs w:val="40"/>
+        </w:rPr>
+        <w:t xml:space="preserve">-ingress (rulebook </w:t>
+      </w:r>
+      <w:proofErr w:type="gramStart"/>
+      <w:r>
+        <w:rPr>
+          <w:sz w:val="40"/>
+          <w:szCs w:val="40"/>
+        </w:rPr>
+        <w:t xml:space="preserve">only)   </w:t>
+      </w:r>
+      <w:proofErr w:type="gramEnd"/>
+      <w:r>
+        <w:rPr>
+          <w:sz w:val="40"/>
+          <w:szCs w:val="40"/>
+        </w:rPr>
+        <w:t>│</w:t>
+      </w:r>
+    </w:p>
+    <w:p>
+      <w:pPr>
+        <w:rPr>
+          <w:sz w:val="40"/>
+          <w:szCs w:val="40"/>
+        </w:rPr>
+      </w:pPr>
+      <w:r>
+        <w:rPr>
+          <w:sz w:val="40"/>
+          <w:szCs w:val="40"/>
+        </w:rPr>
+        <w:t xml:space="preserve">│    host: </w:t>
+      </w:r>
+      <w:proofErr w:type="spellStart"/>
+      <w:proofErr w:type="gramStart"/>
+      <w:r>
+        <w:rPr>
+          <w:sz w:val="40"/>
+          <w:szCs w:val="40"/>
+        </w:rPr>
+        <w:t>wealthops.local</w:t>
+      </w:r>
+      <w:proofErr w:type="spellEnd"/>
+      <w:proofErr w:type="gramEnd"/>
+      <w:r>
+        <w:rPr>
+          <w:sz w:val="40"/>
+          <w:szCs w:val="40"/>
+        </w:rPr>
+        <w:t xml:space="preserve">             │</w:t>
+      </w:r>
+    </w:p>
+    <w:p>
+      <w:pPr>
+        <w:rPr>
+          <w:sz w:val="40"/>
+          <w:szCs w:val="40"/>
+        </w:rPr>
+      </w:pPr>
+      <w:r>
+        <w:rPr>
+          <w:sz w:val="40"/>
+          <w:szCs w:val="40"/>
+        </w:rPr>
+        <w:t xml:space="preserve">│    → service: </w:t>
+      </w:r>
+      <w:proofErr w:type="spellStart"/>
+      <w:r>
+        <w:rPr>
+          <w:sz w:val="40"/>
+          <w:szCs w:val="40"/>
+        </w:rPr>
+        <w:t>wealthops</w:t>
+      </w:r>
+      <w:proofErr w:type="spellEnd"/>
+      <w:r>
+        <w:rPr>
+          <w:sz w:val="40"/>
+          <w:szCs w:val="40"/>
+        </w:rPr>
+        <w:t>, port 5000   │</w:t>
+      </w:r>
+    </w:p>
+    <w:p>
+      <w:pPr>
+        <w:rPr>
+          <w:sz w:val="40"/>
+          <w:szCs w:val="40"/>
+        </w:rPr>
+      </w:pPr>
+      <w:r>
+        <w:rPr>
+          <w:sz w:val="40"/>
+          <w:szCs w:val="40"/>
+        </w:rPr>
+        <w:t>│         |                            │</w:t>
+      </w:r>
+    </w:p>
+    <w:p>
+      <w:pPr>
+        <w:rPr>
+          <w:sz w:val="40"/>
+          <w:szCs w:val="40"/>
+        </w:rPr>
+      </w:pPr>
+      <w:r>
+        <w:rPr>
+          <w:sz w:val="40"/>
+          <w:szCs w:val="40"/>
+        </w:rPr>
+        <w:t>│         v                            │</w:t>
+      </w:r>
+    </w:p>
+    <w:p>
+      <w:pPr>
+        <w:rPr>
+          <w:sz w:val="40"/>
+          <w:szCs w:val="40"/>
+        </w:rPr>
+      </w:pPr>
+      <w:proofErr w:type="gramStart"/>
+      <w:r>
+        <w:rPr>
+          <w:sz w:val="40"/>
+          <w:szCs w:val="40"/>
+        </w:rPr>
+        <w:t xml:space="preserve">│  </w:t>
+      </w:r>
+      <w:proofErr w:type="spellStart"/>
+      <w:r>
+        <w:rPr>
+          <w:sz w:val="40"/>
+          <w:szCs w:val="40"/>
+        </w:rPr>
+        <w:t>wealthops</w:t>
+      </w:r>
+      <w:proofErr w:type="spellEnd"/>
+      <w:proofErr w:type="gramEnd"/>
+      <w:r>
+        <w:rPr>
+          <w:sz w:val="40"/>
+          <w:szCs w:val="40"/>
+        </w:rPr>
+        <w:t xml:space="preserve"> Service (</w:t>
+      </w:r>
+      <w:proofErr w:type="spellStart"/>
+      <w:proofErr w:type="gramStart"/>
+      <w:r>
+        <w:rPr>
+          <w:sz w:val="40"/>
+          <w:szCs w:val="40"/>
+        </w:rPr>
+        <w:t>ClusterIP</w:t>
+      </w:r>
+      <w:proofErr w:type="spellEnd"/>
+      <w:r>
+        <w:rPr>
+          <w:sz w:val="40"/>
+          <w:szCs w:val="40"/>
+        </w:rPr>
+        <w:t xml:space="preserve">)   </w:t>
+      </w:r>
+      <w:proofErr w:type="gramEnd"/>
+      <w:r>
+        <w:rPr>
+          <w:sz w:val="40"/>
+          <w:szCs w:val="40"/>
+        </w:rPr>
+        <w:t xml:space="preserve">    │</w:t>
+      </w:r>
+    </w:p>
+    <w:p>
+      <w:pPr>
+        <w:rPr>
+          <w:sz w:val="40"/>
+          <w:szCs w:val="40"/>
+        </w:rPr>
+      </w:pPr>
+      <w:r>
+        <w:rPr>
+          <w:sz w:val="40"/>
+          <w:szCs w:val="40"/>
+        </w:rPr>
+        <w:t>│    selector: app=</w:t>
+      </w:r>
+      <w:proofErr w:type="spellStart"/>
+      <w:r>
+        <w:rPr>
+          <w:sz w:val="40"/>
+          <w:szCs w:val="40"/>
+        </w:rPr>
+        <w:t>wealthops</w:t>
+      </w:r>
+      <w:proofErr w:type="spellEnd"/>
+      <w:r>
+        <w:rPr>
+          <w:sz w:val="40"/>
+          <w:szCs w:val="40"/>
+        </w:rPr>
+        <w:t xml:space="preserve">           │</w:t>
+      </w:r>
+    </w:p>
+    <w:p>
+      <w:pPr>
+        <w:rPr>
+          <w:sz w:val="40"/>
+          <w:szCs w:val="40"/>
+        </w:rPr>
+      </w:pPr>
+      <w:r>
+        <w:rPr>
+          <w:sz w:val="40"/>
+          <w:szCs w:val="40"/>
+        </w:rPr>
+        <w:t>│         |                            │</w:t>
+      </w:r>
+    </w:p>
+    <w:p>
+      <w:pPr>
+        <w:rPr>
+          <w:sz w:val="40"/>
+          <w:szCs w:val="40"/>
+        </w:rPr>
+      </w:pPr>
+      <w:r>
+        <w:rPr>
+          <w:sz w:val="40"/>
+          <w:szCs w:val="40"/>
+        </w:rPr>
+        <w:t>│         v                            │</w:t>
+      </w:r>
+    </w:p>
+    <w:p>
+      <w:pPr>
+        <w:rPr>
+          <w:sz w:val="40"/>
+          <w:szCs w:val="40"/>
+        </w:rPr>
+      </w:pPr>
+      <w:proofErr w:type="gramStart"/>
+      <w:r>
+        <w:rPr>
+          <w:sz w:val="40"/>
+          <w:szCs w:val="40"/>
+        </w:rPr>
+        <w:t xml:space="preserve">│  </w:t>
+      </w:r>
+      <w:proofErr w:type="spellStart"/>
+      <w:r>
+        <w:rPr>
+          <w:sz w:val="40"/>
+          <w:szCs w:val="40"/>
+        </w:rPr>
+        <w:t>WealthOps</w:t>
+      </w:r>
+      <w:proofErr w:type="spellEnd"/>
+      <w:proofErr w:type="gramEnd"/>
+      <w:r>
+        <w:rPr>
+          <w:sz w:val="40"/>
+          <w:szCs w:val="40"/>
+        </w:rPr>
+        <w:t xml:space="preserve"> Pod (Flask, port 5000)    │</w:t>
+      </w:r>
+    </w:p>
+    <w:p>
+      <w:pPr>
+        <w:rPr>
+          <w:sz w:val="40"/>
+          <w:szCs w:val="40"/>
+        </w:rPr>
+      </w:pPr>
+      <w:r>
+        <w:rPr>
+          <w:sz w:val="40"/>
+          <w:szCs w:val="40"/>
+        </w:rPr>
+        <w:t>└─────────────────────────────────────┘</w:t>
+      </w:r>
+    </w:p>
+    <w:p>
+      <w:pPr>
+        <w:rPr>
+          <w:b/>
+          <w:bCs/>
+          <w:sz w:val="40"/>
+          <w:szCs w:val="40"/>
+        </w:rPr>
+      </w:pPr>
+      <w:r>
+        <w:rPr>
+          <w:b/>
+          <w:bCs/>
+          <w:sz w:val="40"/>
+          <w:szCs w:val="40"/>
+        </w:rPr>
+        <w:t>The key rule that answers your exact question</w:t>
+      </w:r>
+    </w:p>
+    <w:p>
+      <w:pPr>
+        <w:rPr>
+          <w:sz w:val="40"/>
+          <w:szCs w:val="40"/>
+        </w:rPr>
+      </w:pPr>
+      <w:r>
+        <w:rPr>
+          <w:b/>
+          <w:bCs/>
+          <w:sz w:val="40"/>
+          <w:szCs w:val="40"/>
+        </w:rPr>
+        <w:lastRenderedPageBreak/>
+        <w:t xml:space="preserve">The Ingress Controller is a global watcher — it lives in one namespace but reads Ingress </w:t>
+      </w:r>
+      <w:r>
+        <w:rPr>
+          <w:b/>
+          <w:bCs/>
+          <w:i/>
+          <w:iCs/>
+          <w:sz w:val="40"/>
+          <w:szCs w:val="40"/>
+        </w:rPr>
+        <w:t>rulebooks</w:t>
+      </w:r>
+      <w:r>
+        <w:rPr>
+          <w:b/>
+          <w:bCs/>
+          <w:sz w:val="40"/>
+          <w:szCs w:val="40"/>
+        </w:rPr>
+        <w:t xml:space="preserve"> from every namespace in the cluster.</w:t>
+      </w:r>
+      <w:r>
+        <w:rPr>
+          <w:sz w:val="40"/>
+          <w:szCs w:val="40"/>
+        </w:rPr>
+        <w:t xml:space="preserve"> But once it picks a rulebook, that rulebook can only point to a Service </w:t>
+      </w:r>
+      <w:r>
+        <w:rPr>
+          <w:b/>
+          <w:bCs/>
+          <w:sz w:val="40"/>
+          <w:szCs w:val="40"/>
+        </w:rPr>
+        <w:t>within its own namespace</w:t>
+      </w:r>
+      <w:r>
+        <w:rPr>
+          <w:sz w:val="40"/>
+          <w:szCs w:val="40"/>
+        </w:rPr>
+        <w:t xml:space="preserve"> (an Ingress in </w:t>
+      </w:r>
+      <w:proofErr w:type="spellStart"/>
+      <w:r>
+        <w:rPr>
+          <w:sz w:val="40"/>
+          <w:szCs w:val="40"/>
+        </w:rPr>
+        <w:t>wealthops</w:t>
+      </w:r>
+      <w:proofErr w:type="spellEnd"/>
+      <w:r>
+        <w:rPr>
+          <w:sz w:val="40"/>
+          <w:szCs w:val="40"/>
+        </w:rPr>
+        <w:t xml:space="preserve"> can't route to a Service sitting in some other unrelated namespace, like default). That's why your architecture works: one shared Controller in ingress-nginx, serving rulebooks from </w:t>
+      </w:r>
+      <w:proofErr w:type="spellStart"/>
+      <w:r>
+        <w:rPr>
+          <w:sz w:val="40"/>
+          <w:szCs w:val="40"/>
+        </w:rPr>
+        <w:t>wealthops</w:t>
+      </w:r>
+      <w:proofErr w:type="spellEnd"/>
+      <w:r>
+        <w:rPr>
+          <w:sz w:val="40"/>
+          <w:szCs w:val="40"/>
+        </w:rPr>
+        <w:t xml:space="preserve"> (and potentially other app namespaces too, if you had more apps), each pointing only to Services inside their own namespace.</w:t>
+      </w:r>
     </w:p>
     <w:sectPr>
       <w:pgSz w:w="12240" w:h="15840"/>
@@ -1361,6 +3785,155 @@
     </w:lvl>
   </w:abstractNum>
   <w:abstractNum w:abstractNumId="1" w15:restartNumberingAfterBreak="0">
+    <w:nsid w:val="7C19274A"/>
+    <w:multiLevelType w:val="multilevel"/>
+    <w:tmpl w:val="04BCE5E0"/>
+    <w:lvl w:ilvl="0">
+      <w:start w:val="1"/>
+      <w:numFmt w:val="bullet"/>
+      <w:lvlText w:val=""/>
+      <w:lvlJc w:val="left"/>
+      <w:pPr>
+        <w:tabs>
+          <w:tab w:val="num" w:pos="720"/>
+        </w:tabs>
+        <w:ind w:left="720" w:hanging="360"/>
+      </w:pPr>
+      <w:rPr>
+        <w:rFonts w:ascii="Symbol" w:hAnsi="Symbol" w:hint="default"/>
+        <w:sz w:val="20"/>
+      </w:rPr>
+    </w:lvl>
+    <w:lvl w:ilvl="1" w:tentative="1">
+      <w:start w:val="1"/>
+      <w:numFmt w:val="bullet"/>
+      <w:lvlText w:val="o"/>
+      <w:lvlJc w:val="left"/>
+      <w:pPr>
+        <w:tabs>
+          <w:tab w:val="num" w:pos="1440"/>
+        </w:tabs>
+        <w:ind w:left="1440" w:hanging="360"/>
+      </w:pPr>
+      <w:rPr>
+        <w:rFonts w:ascii="Courier New" w:hAnsi="Courier New" w:hint="default"/>
+        <w:sz w:val="20"/>
+      </w:rPr>
+    </w:lvl>
+    <w:lvl w:ilvl="2" w:tentative="1">
+      <w:start w:val="1"/>
+      <w:numFmt w:val="bullet"/>
+      <w:lvlText w:val=""/>
+      <w:lvlJc w:val="left"/>
+      <w:pPr>
+        <w:tabs>
+          <w:tab w:val="num" w:pos="2160"/>
+        </w:tabs>
+        <w:ind w:left="2160" w:hanging="360"/>
+      </w:pPr>
+      <w:rPr>
+        <w:rFonts w:ascii="Wingdings" w:hAnsi="Wingdings" w:hint="default"/>
+        <w:sz w:val="20"/>
+      </w:rPr>
+    </w:lvl>
+    <w:lvl w:ilvl="3" w:tentative="1">
+      <w:start w:val="1"/>
+      <w:numFmt w:val="bullet"/>
+      <w:lvlText w:val=""/>
+      <w:lvlJc w:val="left"/>
+      <w:pPr>
+        <w:tabs>
+          <w:tab w:val="num" w:pos="2880"/>
+        </w:tabs>
+        <w:ind w:left="2880" w:hanging="360"/>
+      </w:pPr>
+      <w:rPr>
+        <w:rFonts w:ascii="Wingdings" w:hAnsi="Wingdings" w:hint="default"/>
+        <w:sz w:val="20"/>
+      </w:rPr>
+    </w:lvl>
+    <w:lvl w:ilvl="4" w:tentative="1">
+      <w:start w:val="1"/>
+      <w:numFmt w:val="bullet"/>
+      <w:lvlText w:val=""/>
+      <w:lvlJc w:val="left"/>
+      <w:pPr>
+        <w:tabs>
+          <w:tab w:val="num" w:pos="3600"/>
+        </w:tabs>
+        <w:ind w:left="3600" w:hanging="360"/>
+      </w:pPr>
+      <w:rPr>
+        <w:rFonts w:ascii="Wingdings" w:hAnsi="Wingdings" w:hint="default"/>
+        <w:sz w:val="20"/>
+      </w:rPr>
+    </w:lvl>
+    <w:lvl w:ilvl="5" w:tentative="1">
+      <w:start w:val="1"/>
+      <w:numFmt w:val="bullet"/>
+      <w:lvlText w:val=""/>
+      <w:lvlJc w:val="left"/>
+      <w:pPr>
+        <w:tabs>
+          <w:tab w:val="num" w:pos="4320"/>
+        </w:tabs>
+        <w:ind w:left="4320" w:hanging="360"/>
+      </w:pPr>
+      <w:rPr>
+        <w:rFonts w:ascii="Wingdings" w:hAnsi="Wingdings" w:hint="default"/>
+        <w:sz w:val="20"/>
+      </w:rPr>
+    </w:lvl>
+    <w:lvl w:ilvl="6" w:tentative="1">
+      <w:start w:val="1"/>
+      <w:numFmt w:val="bullet"/>
+      <w:lvlText w:val=""/>
+      <w:lvlJc w:val="left"/>
+      <w:pPr>
+        <w:tabs>
+          <w:tab w:val="num" w:pos="5040"/>
+        </w:tabs>
+        <w:ind w:left="5040" w:hanging="360"/>
+      </w:pPr>
+      <w:rPr>
+        <w:rFonts w:ascii="Wingdings" w:hAnsi="Wingdings" w:hint="default"/>
+        <w:sz w:val="20"/>
+      </w:rPr>
+    </w:lvl>
+    <w:lvl w:ilvl="7" w:tentative="1">
+      <w:start w:val="1"/>
+      <w:numFmt w:val="bullet"/>
+      <w:lvlText w:val=""/>
+      <w:lvlJc w:val="left"/>
+      <w:pPr>
+        <w:tabs>
+          <w:tab w:val="num" w:pos="5760"/>
+        </w:tabs>
+        <w:ind w:left="5760" w:hanging="360"/>
+      </w:pPr>
+      <w:rPr>
+        <w:rFonts w:ascii="Wingdings" w:hAnsi="Wingdings" w:hint="default"/>
+        <w:sz w:val="20"/>
+      </w:rPr>
+    </w:lvl>
+    <w:lvl w:ilvl="8" w:tentative="1">
+      <w:start w:val="1"/>
+      <w:numFmt w:val="bullet"/>
+      <w:lvlText w:val=""/>
+      <w:lvlJc w:val="left"/>
+      <w:pPr>
+        <w:tabs>
+          <w:tab w:val="num" w:pos="6480"/>
+        </w:tabs>
+        <w:ind w:left="6480" w:hanging="360"/>
+      </w:pPr>
+      <w:rPr>
+        <w:rFonts w:ascii="Wingdings" w:hAnsi="Wingdings" w:hint="default"/>
+        <w:sz w:val="20"/>
+      </w:rPr>
+    </w:lvl>
+  </w:abstractNum>
+  <w:abstractNum w:abstractNumId="2" w15:restartNumberingAfterBreak="0">
     <w:nsid w:val="7FE679A6"/>
     <w:multiLevelType w:val="hybridMultilevel"/>
     <w:tmpl w:val="4A4EEBAA"/>
@@ -1450,10 +4023,13 @@
     </w:lvl>
   </w:abstractNum>
   <w:num w:numId="1" w16cid:durableId="2067953419">
-    <w:abstractNumId w:val="1"/>
+    <w:abstractNumId w:val="2"/>
   </w:num>
   <w:num w:numId="2" w16cid:durableId="1628386591">
     <w:abstractNumId w:val="0"/>
+  </w:num>
+  <w:num w:numId="3" w16cid:durableId="613564194">
+    <w:abstractNumId w:val="1"/>
   </w:num>
 </w:numbering>
 </file>
